--- a/downloads/workbook/ai-6-week-33.docx
+++ b/downloads/workbook/ai-6-week-33.docx
@@ -961,6 +961,178 @@
         <w:t>Project connection: For the Grounded Learning Service, retain an annotated trace and the changed-case result. Name the contract or evidence that makes the deciding step valid, so another team can review it.</w:t>
       </w:r>
     </w:p>
+    <w:p>
+      <w:pPr>
+        <w:pStyle w:val="Heading1"/>
+      </w:pPr>
+      <w:r>
+        <w:t>13. Project portfolio milestone</w:t>
+      </w:r>
+    </w:p>
+    <w:p>
+      <w:r>
+        <w:t>Project: Grounded Learning Service</w:t>
+      </w:r>
+    </w:p>
+    <w:p>
+      <w:r>
+        <w:t>Current milestone: Present and defend. Demonstrate the system, explain one failure and justify the next improvement with evidence.</w:t>
+      </w:r>
+    </w:p>
+    <w:p>
+      <w:r>
+        <w:t>For the Grounded Learning Service, retain an annotated trace and the changed-case result. Name the contract or evidence that makes the deciding step valid, so another team can review it.</w:t>
+      </w:r>
+    </w:p>
+    <w:tbl>
+      <w:tblPr>
+        <w:tblStyle w:val="LightShading-Accent1"/>
+        <w:tblW w:type="auto" w:w="0"/>
+        <w:tblLook w:firstColumn="1" w:firstRow="1" w:lastColumn="0" w:lastRow="0" w:noHBand="0" w:noVBand="1" w:val="04A0"/>
+      </w:tblPr>
+      <w:tblGrid>
+        <w:gridCol w:w="5112"/>
+        <w:gridCol w:w="5112"/>
+      </w:tblGrid>
+      <w:tr>
+        <w:trPr>
+          <w:tblHeader/>
+        </w:trPr>
+        <w:tc>
+          <w:tcPr>
+            <w:tcW w:type="dxa" w:w="5112"/>
+          </w:tcPr>
+          <w:p>
+            <w:r>
+              <w:t>Evidence to keep</w:t>
+            </w:r>
+          </w:p>
+        </w:tc>
+        <w:tc>
+          <w:tcPr>
+            <w:tcW w:type="dxa" w:w="5112"/>
+          </w:tcPr>
+          <w:p>
+            <w:r>
+              <w:t>My record</w:t>
+            </w:r>
+          </w:p>
+        </w:tc>
+      </w:tr>
+      <w:tr>
+        <w:tc>
+          <w:tcPr>
+            <w:tcW w:type="dxa" w:w="5112"/>
+          </w:tcPr>
+          <w:p>
+            <w:r>
+              <w:t>This week’s input and deciding step</w:t>
+            </w:r>
+          </w:p>
+        </w:tc>
+        <w:tc>
+          <w:tcPr>
+            <w:tcW w:type="dxa" w:w="5112"/>
+          </w:tcPr>
+          <w:p>
+            <w:r/>
+          </w:p>
+        </w:tc>
+      </w:tr>
+      <w:tr>
+        <w:tc>
+          <w:tcPr>
+            <w:tcW w:type="dxa" w:w="5112"/>
+          </w:tcPr>
+          <w:p>
+            <w:r>
+              <w:t>Prediction and actual result (or labelled paper trace)</w:t>
+            </w:r>
+          </w:p>
+        </w:tc>
+        <w:tc>
+          <w:tcPr>
+            <w:tcW w:type="dxa" w:w="5112"/>
+          </w:tcPr>
+          <w:p>
+            <w:r/>
+          </w:p>
+        </w:tc>
+      </w:tr>
+      <w:tr>
+        <w:tc>
+          <w:tcPr>
+            <w:tcW w:type="dxa" w:w="5112"/>
+          </w:tcPr>
+          <w:p>
+            <w:r>
+              <w:t>One change since the previous checkpoint and why</w:t>
+            </w:r>
+          </w:p>
+        </w:tc>
+        <w:tc>
+          <w:tcPr>
+            <w:tcW w:type="dxa" w:w="5112"/>
+          </w:tcPr>
+          <w:p>
+            <w:r/>
+          </w:p>
+        </w:tc>
+      </w:tr>
+      <w:tr>
+        <w:tc>
+          <w:tcPr>
+            <w:tcW w:type="dxa" w:w="5112"/>
+          </w:tcPr>
+          <w:p>
+            <w:r>
+              <w:t>One error or limit and the next test</w:t>
+            </w:r>
+          </w:p>
+        </w:tc>
+        <w:tc>
+          <w:tcPr>
+            <w:tcW w:type="dxa" w:w="5112"/>
+          </w:tcPr>
+          <w:p>
+            <w:r/>
+          </w:p>
+        </w:tc>
+      </w:tr>
+    </w:tbl>
+    <w:p>
+      <w:pPr>
+        <w:pStyle w:val="Heading3"/>
+      </w:pPr>
+      <w:r>
+        <w:t>Explain what this week adds to your project. Reuse last week’s record rather than starting again.</w:t>
+      </w:r>
+    </w:p>
+    <w:p>
+      <w:r>
+        <w:t>________________________________________________________________</w:t>
+      </w:r>
+    </w:p>
+    <w:p>
+      <w:r>
+        <w:t>________________________________________________________________</w:t>
+      </w:r>
+    </w:p>
+    <w:p>
+      <w:r>
+        <w:t>________________________________________________________________</w:t>
+      </w:r>
+    </w:p>
+    <w:p>
+      <w:r>
+        <w:t>________________________________________________________________</w:t>
+      </w:r>
+    </w:p>
+    <w:p>
+      <w:r>
+        <w:t>________________________________________________________________</w:t>
+      </w:r>
+    </w:p>
     <w:sectPr>
       <w:pgSz w:w="12240" w:h="15840"/>
       <w:pgMar w:top="936" w:right="1008" w:bottom="936" w:left="1008" w:header="720" w:footer="720" w:gutter="0"/>

--- a/downloads/workbook/ai-6-week-33.docx
+++ b/downloads/workbook/ai-6-week-33.docx
@@ -1133,6 +1133,240 @@
         <w:t>________________________________________________________________</w:t>
       </w:r>
     </w:p>
+    <w:p>
+      <w:pPr>
+        <w:pStyle w:val="Heading1"/>
+      </w:pPr>
+      <w:r>
+        <w:t>14. Supported practice and learning evidence</w:t>
+      </w:r>
+    </w:p>
+    <w:p>
+      <w:r>
+        <w:t>Use this supported practice once, in the browser or on paper. Keep the reserved independent assessment for a separate first attempt before teacher feedback.</w:t>
+      </w:r>
+    </w:p>
+    <w:p>
+      <w:r>
+        <w:t>Assemble a grounded prototype. A capstone answers from three approved garden cards and has read-only tools.</w:t>
+      </w:r>
+    </w:p>
+    <w:p>
+      <w:pPr>
+        <w:pStyle w:val="Heading3"/>
+      </w:pPr>
+      <w:r>
+        <w:t>Practice 1: explain the deciding evidence</w:t>
+      </w:r>
+    </w:p>
+    <w:p>
+      <w:r>
+        <w:t>Which labelled step matches this detail? Confirm factual agreement and absence of forbidden action.</w:t>
+      </w:r>
+    </w:p>
+    <w:p>
+      <w:r>
+        <w:t>1. Retrieve G2</w:t>
+      </w:r>
+    </w:p>
+    <w:p>
+      <w:r>
+        <w:t>2. Check final trace</w:t>
+      </w:r>
+    </w:p>
+    <w:p>
+      <w:r>
+        <w:t>3. Enforce tool limit</w:t>
+      </w:r>
+    </w:p>
+    <w:p>
+      <w:r>
+        <w:t>4. Draft with attribution</w:t>
+      </w:r>
+    </w:p>
+    <w:p>
+      <w:pPr>
+        <w:pStyle w:val="Heading3"/>
+      </w:pPr>
+      <w:r>
+        <w:t>My selected conclusion, deciding fact and explanation</w:t>
+      </w:r>
+    </w:p>
+    <w:p>
+      <w:r>
+        <w:t>________________________________________________________________</w:t>
+      </w:r>
+    </w:p>
+    <w:p>
+      <w:r>
+        <w:t>________________________________________________________________</w:t>
+      </w:r>
+    </w:p>
+    <w:p>
+      <w:r>
+        <w:t>________________________________________________________________</w:t>
+      </w:r>
+    </w:p>
+    <w:p>
+      <w:r>
+        <w:t>________________________________________________________________</w:t>
+      </w:r>
+    </w:p>
+    <w:p>
+      <w:r>
+        <w:t>________________________________________________________________</w:t>
+      </w:r>
+    </w:p>
+    <w:p>
+      <w:r>
+        <w:t>Hint if needed: Read the steps in the pictorial case. Match the supplied detail to the stage that performs or records it.</w:t>
+      </w:r>
+    </w:p>
+    <w:p>
+      <w:r>
+        <w:t>After your attempt, compare with the supported explanation: Check final trace Confirm factual agreement and absence of forbidden action. Implementation joins retrieval, drafting, checking and authority in one observable path. Describing an edit does not authorise performing it.</w:t>
+      </w:r>
+    </w:p>
+    <w:p>
+      <w:pPr>
+        <w:pStyle w:val="Heading3"/>
+      </w:pPr>
+      <w:r>
+        <w:t>Practice 2: explain the deciding evidence</w:t>
+      </w:r>
+    </w:p>
+    <w:p>
+      <w:r>
+        <w:t>Changed-case practice: Remove G2 from the approved collection. Which conclusion is supported by the supplied facts?</w:t>
+      </w:r>
+    </w:p>
+    <w:p>
+      <w:r>
+        <w:t>1. Return unsupported for the fact request; editing remains prohibited.</w:t>
+      </w:r>
+    </w:p>
+    <w:p>
+      <w:r>
+        <w:t>2. We can decide the result without examining the changed input or the procedure.</w:t>
+      </w:r>
+    </w:p>
+    <w:p>
+      <w:r>
+        <w:t>3. This one example guarantees correct results for every future input.</w:t>
+      </w:r>
+    </w:p>
+    <w:p>
+      <w:pPr>
+        <w:pStyle w:val="Heading3"/>
+      </w:pPr>
+      <w:r>
+        <w:t>My selected conclusion, deciding fact and explanation</w:t>
+      </w:r>
+    </w:p>
+    <w:p>
+      <w:r>
+        <w:t>________________________________________________________________</w:t>
+      </w:r>
+    </w:p>
+    <w:p>
+      <w:r>
+        <w:t>________________________________________________________________</w:t>
+      </w:r>
+    </w:p>
+    <w:p>
+      <w:r>
+        <w:t>________________________________________________________________</w:t>
+      </w:r>
+    </w:p>
+    <w:p>
+      <w:r>
+        <w:t>________________________________________________________________</w:t>
+      </w:r>
+    </w:p>
+    <w:p>
+      <w:r>
+        <w:t>________________________________________________________________</w:t>
+      </w:r>
+    </w:p>
+    <w:p>
+      <w:r>
+        <w:t>Hint if needed: Use the changed condition and the deciding step in the pictorial trace. The answer must say what follows from those facts.</w:t>
+      </w:r>
+    </w:p>
+    <w:p>
+      <w:r>
+        <w:t>After your attempt, compare with the supported explanation: Return unsupported for the fact request; editing remains prohibited. Grounding needs a present source while authority comes from the independent contract.</w:t>
+      </w:r>
+    </w:p>
+    <w:p>
+      <w:pPr>
+        <w:pStyle w:val="Heading3"/>
+      </w:pPr>
+      <w:r>
+        <w:t>Repair a missing building block</w:t>
+      </w:r>
+    </w:p>
+    <w:p>
+      <w:r>
+        <w:t>Review Documentation and operational readiness (ai-6/32). Goal: Explain the mechanism and terminology of documentation and operational readiness. Short practice: Match SOURCE_UNAVAILABLE to its safe check and escalation owner. What is lost when the maintainer route is removed, even if the diagnostic instructions stay readable?. Return to this week and explain what you changed.</w:t>
+      </w:r>
+    </w:p>
+    <w:p>
+      <w:r>
+        <w:t>Review Security and privacy review (ai-6/30). Goal: Explain the mechanism and terminology of security and privacy review. Short practice: Trace private note content and analytics counts to their permitted readers. Why is storing full notes in the dashboard outside this design, and what risk can remain for tiny-group counts?. Return to this week and explain what you changed.</w:t>
+      </w:r>
+    </w:p>
+    <w:p>
+      <w:r>
+        <w:t>Review Human escalation workflows (ai-6/27). Goal: Explain the mechanism and terminology of human escalation workflows. Short practice: Identify the exact service boundary in the bottle question. What accurate information belongs in the supervisor handoff, and what remains unresolved if nobody is reachable?. Return to this week and explain what you changed.</w:t>
+      </w:r>
+    </w:p>
+    <w:p>
+      <w:pPr>
+        <w:pStyle w:val="Heading3"/>
+      </w:pPr>
+      <w:r>
+        <w:t>Keep your completed work</w:t>
+      </w:r>
+    </w:p>
+    <w:p>
+      <w:r>
+        <w:t>Use Download completed work in the hosted lesson to export your answers, reflections, practice feedback and code-run evidence. Open the HTML copy to read or print it. Drafts stay in this browser when storage is available; clear drafts on a shared device.</w:t>
+      </w:r>
+    </w:p>
+    <w:p>
+      <w:pPr>
+        <w:pStyle w:val="Heading3"/>
+      </w:pPr>
+      <w:r>
+        <w:t>What I repaired, the evidence I kept and the next test</w:t>
+      </w:r>
+    </w:p>
+    <w:p>
+      <w:r>
+        <w:t>________________________________________________________________</w:t>
+      </w:r>
+    </w:p>
+    <w:p>
+      <w:r>
+        <w:t>________________________________________________________________</w:t>
+      </w:r>
+    </w:p>
+    <w:p>
+      <w:r>
+        <w:t>________________________________________________________________</w:t>
+      </w:r>
+    </w:p>
+    <w:p>
+      <w:r>
+        <w:t>________________________________________________________________</w:t>
+      </w:r>
+    </w:p>
+    <w:p>
+      <w:r>
+        <w:t>________________________________________________________________</w:t>
+      </w:r>
+    </w:p>
     <w:sectPr>
       <w:pgSz w:w="12240" w:h="15840"/>
       <w:pgMar w:top="936" w:right="1008" w:bottom="936" w:left="1008" w:header="720" w:footer="720" w:gutter="0"/>

--- a/downloads/workbook/ai-6-week-33.docx
+++ b/downloads/workbook/ai-6-week-33.docx
@@ -30,33 +30,45 @@
     </w:p>
     <w:p>
       <w:r>
-        <w:t>Try the recall before opening notes. Then use a different colour or a labelled second line to correct your explanation.</w:t>
+        <w:t>Record your starting explanation for Capstone service implementation before opening notes. Show any later correction separately.</w:t>
       </w:r>
     </w:p>
     <w:p>
       <w:pPr>
-        <w:pStyle w:val="Heading3"/>
-      </w:pPr>
-      <w:r>
-        <w:t>Documentation and operational readiness</w:t>
+        <w:spacing w:line="336" w:lineRule="auto" w:after="180"/>
+      </w:pPr>
+      <w:r>
+        <w:rPr>
+          <w:b w:val="0"/>
+        </w:rPr>
+        <w:t>Try the recall before opening notes. Then use a different colour or a labelled second line to correct your explanation.</w:t>
       </w:r>
     </w:p>
     <w:p>
-      <w:r>
-        <w:t>Without opening the old lesson, explain one key idea from Documentation and operational readiness. Give an example and a mistake that the idea helps you avoid.</w:t>
+      <w:pPr>
+        <w:pStyle w:val="Heading3"/>
+      </w:pPr>
+      <w:r>
+        <w:t>Documentation and operational readiness</w:t>
       </w:r>
     </w:p>
     <w:p>
       <w:pPr>
-        <w:pStyle w:val="Heading3"/>
-      </w:pPr>
-      <w:r>
-        <w:t>My remembered idea, example and correction</w:t>
+        <w:spacing w:line="336" w:lineRule="auto" w:after="180"/>
+      </w:pPr>
+      <w:r>
+        <w:rPr>
+          <w:b w:val="0"/>
+        </w:rPr>
+        <w:t>Without opening the old lesson, explain one key idea from Documentation and operational readiness. Give an example and a mistake that the idea helps you avoid.</w:t>
       </w:r>
     </w:p>
     <w:p>
-      <w:r>
-        <w:t>________________________________________________________________</w:t>
+      <w:pPr>
+        <w:pStyle w:val="Heading3"/>
+      </w:pPr>
+      <w:r>
+        <w:t>My remembered idea, example and correction</w:t>
       </w:r>
     </w:p>
     <w:p>
@@ -70,29 +82,35 @@
       </w:r>
     </w:p>
     <w:p>
-      <w:pPr>
-        <w:pStyle w:val="Heading3"/>
-      </w:pPr>
-      <w:r>
-        <w:t>Security and privacy review</w:t>
+      <w:r>
+        <w:t>________________________________________________________________</w:t>
       </w:r>
     </w:p>
     <w:p>
-      <w:r>
-        <w:t>Without opening the old lesson, explain one key idea from Security and privacy review. Give an example and a mistake that the idea helps you avoid.</w:t>
+      <w:pPr>
+        <w:pStyle w:val="Heading3"/>
+      </w:pPr>
+      <w:r>
+        <w:t>Security and privacy review</w:t>
       </w:r>
     </w:p>
     <w:p>
       <w:pPr>
-        <w:pStyle w:val="Heading3"/>
-      </w:pPr>
-      <w:r>
-        <w:t>My remembered idea, example and correction</w:t>
+        <w:spacing w:line="336" w:lineRule="auto" w:after="180"/>
+      </w:pPr>
+      <w:r>
+        <w:rPr>
+          <w:b w:val="0"/>
+        </w:rPr>
+        <w:t>Without opening the old lesson, explain one key idea from Security and privacy review. Give an example and a mistake that the idea helps you avoid.</w:t>
       </w:r>
     </w:p>
     <w:p>
-      <w:r>
-        <w:t>________________________________________________________________</w:t>
+      <w:pPr>
+        <w:pStyle w:val="Heading3"/>
+      </w:pPr>
+      <w:r>
+        <w:t>My remembered idea, example and correction</w:t>
       </w:r>
     </w:p>
     <w:p>
@@ -106,29 +124,35 @@
       </w:r>
     </w:p>
     <w:p>
-      <w:pPr>
-        <w:pStyle w:val="Heading3"/>
-      </w:pPr>
-      <w:r>
-        <w:t>Human escalation workflows</w:t>
+      <w:r>
+        <w:t>________________________________________________________________</w:t>
       </w:r>
     </w:p>
     <w:p>
-      <w:r>
-        <w:t>Without opening the old lesson, explain one key idea from Human escalation workflows. Give an example and a mistake that the idea helps you avoid.</w:t>
+      <w:pPr>
+        <w:pStyle w:val="Heading3"/>
+      </w:pPr>
+      <w:r>
+        <w:t>Human escalation workflows</w:t>
       </w:r>
     </w:p>
     <w:p>
       <w:pPr>
-        <w:pStyle w:val="Heading3"/>
-      </w:pPr>
-      <w:r>
-        <w:t>My remembered idea, example and correction</w:t>
+        <w:spacing w:line="336" w:lineRule="auto" w:after="180"/>
+      </w:pPr>
+      <w:r>
+        <w:rPr>
+          <w:b w:val="0"/>
+        </w:rPr>
+        <w:t>Without opening the old lesson, explain one key idea from Human escalation workflows. Give an example and a mistake that the idea helps you avoid.</w:t>
       </w:r>
     </w:p>
     <w:p>
-      <w:r>
-        <w:t>________________________________________________________________</w:t>
+      <w:pPr>
+        <w:pStyle w:val="Heading3"/>
+      </w:pPr>
+      <w:r>
+        <w:t>My remembered idea, example and correction</w:t>
       </w:r>
     </w:p>
     <w:p>
@@ -142,16 +166,44 @@
       </w:r>
     </w:p>
     <w:p>
-      <w:pPr>
-        <w:pStyle w:val="Heading1"/>
-      </w:pPr>
-      <w:r>
-        <w:t>02. Practise with fading help</w:t>
+      <w:r>
+        <w:t>________________________________________________________________</w:t>
       </w:r>
     </w:p>
     <w:p>
-      <w:r>
-        <w:t>Use W2: Trace the worked case for Capstone service implementation. Record the answer once; the lesson and workbook refer to the same attempt.</w:t>
+      <w:pPr>
+        <w:pStyle w:val="Heading1"/>
+      </w:pPr>
+      <w:r>
+        <w:t>02. Practise with fading help</w:t>
+      </w:r>
+    </w:p>
+    <w:p>
+      <w:r>
+        <w:t>Complete the supported Capstone service implementation trace and record the first step you can explain without help.</w:t>
+      </w:r>
+    </w:p>
+    <w:p>
+      <w:pPr>
+        <w:spacing w:line="336" w:lineRule="auto" w:after="180"/>
+      </w:pPr>
+      <w:r>
+        <w:rPr>
+          <w:b w:val="0"/>
+        </w:rPr>
+        <w:t xml:space="preserve">Use W2: Trace the worked case for Capstone </w:t>
+      </w:r>
+      <w:r>
+        <w:rPr>
+          <w:b/>
+        </w:rPr>
+        <w:t>service implementation</w:t>
+      </w:r>
+      <w:r>
+        <w:rPr>
+          <w:b w:val="0"/>
+        </w:rPr>
+        <w:t>. Record the answer once; the lesson and workbook refer to the same attempt.</w:t>
       </w:r>
     </w:p>
     <w:tbl>
@@ -279,25 +331,49 @@
     </w:p>
     <w:p>
       <w:r>
-        <w:t>Use the worked case for Capstone service implementation. Proposed explanation: “The worked result establishes every future case”. Decide whether this explanation is supported. Point to the step or supplied fact that decides; explain your repair if needed.</w:t>
+        <w:t>Check the proposed Capstone service implementation explanation against the supplied facts before discussing it.</w:t>
       </w:r>
     </w:p>
     <w:p>
       <w:pPr>
-        <w:pStyle w:val="Heading3"/>
-      </w:pPr>
-      <w:r>
-        <w:t>My explanation before partner discussion</w:t>
+        <w:spacing w:line="336" w:lineRule="auto" w:after="180"/>
+      </w:pPr>
+      <w:r>
+        <w:rPr>
+          <w:b w:val="0"/>
+        </w:rPr>
+        <w:t xml:space="preserve">Use the worked case for Capstone </w:t>
+      </w:r>
+      <w:r>
+        <w:rPr>
+          <w:b/>
+        </w:rPr>
+        <w:t>service implementation</w:t>
+      </w:r>
+      <w:r>
+        <w:rPr>
+          <w:b w:val="0"/>
+        </w:rPr>
+        <w:t>. Proposed explanation: “The worked result establishes every future case”. Decide whether this explanation is supported.</w:t>
       </w:r>
     </w:p>
     <w:p>
-      <w:r>
-        <w:t>________________________________________________________________</w:t>
+      <w:pPr>
+        <w:spacing w:line="336" w:lineRule="auto" w:after="180"/>
+      </w:pPr>
+      <w:r>
+        <w:rPr>
+          <w:b w:val="0"/>
+        </w:rPr>
+        <w:t>Point to the step or supplied fact that decides; explain your repair if needed.</w:t>
       </w:r>
     </w:p>
     <w:p>
-      <w:r>
-        <w:t>________________________________________________________________</w:t>
+      <w:pPr>
+        <w:pStyle w:val="Heading3"/>
+      </w:pPr>
+      <w:r>
+        <w:t>My explanation before partner discussion</w:t>
       </w:r>
     </w:p>
     <w:p>
@@ -311,47 +387,53 @@
       </w:r>
     </w:p>
     <w:p>
-      <w:pPr>
-        <w:pStyle w:val="Heading1"/>
-      </w:pPr>
-      <w:r>
-        <w:t>04. Independent transfer case</w:t>
+      <w:r>
+        <w:t>________________________________________________________________</w:t>
       </w:r>
     </w:p>
     <w:p>
-      <w:pPr>
-        <w:pStyle w:val="Heading3"/>
-      </w:pPr>
-      <w:r>
-        <w:t>Independent case: Apply a new case independently</w:t>
+      <w:r>
+        <w:t>________________________________________________________________</w:t>
       </w:r>
     </w:p>
     <w:p>
-      <w:r>
-        <w:t>Room C has current approval and capacity0; D lacks register. Student requests C, D.</w:t>
+      <w:pPr>
+        <w:pStyle w:val="Heading1"/>
+      </w:pPr>
+      <w:r>
+        <w:t>04. Independent transfer case</w:t>
       </w:r>
     </w:p>
     <w:p>
-      <w:pPr>
-        <w:pStyle w:val="Heading3"/>
-      </w:pPr>
-      <w:r>
-        <w:t>My independent explanation, trace and limits</w:t>
+      <w:r>
+        <w:t>Write one first attempt at the reserved independent case before feedback. Repeated copies of that case refer to the same recorded attempt.</w:t>
       </w:r>
     </w:p>
     <w:p>
-      <w:r>
-        <w:t>________________________________________________________________</w:t>
+      <w:pPr>
+        <w:pStyle w:val="Heading3"/>
+      </w:pPr>
+      <w:r>
+        <w:t>Independent case: Apply a new case independently</w:t>
       </w:r>
     </w:p>
     <w:p>
-      <w:r>
-        <w:t>________________________________________________________________</w:t>
+      <w:pPr>
+        <w:spacing w:line="336" w:lineRule="auto" w:after="180"/>
+      </w:pPr>
+      <w:r>
+        <w:rPr>
+          <w:b w:val="0"/>
+        </w:rPr>
+        <w:t>Room C has current approval and capacity0; D lacks register. Student requests C, D.</w:t>
       </w:r>
     </w:p>
     <w:p>
-      <w:r>
-        <w:t>________________________________________________________________</w:t>
+      <w:pPr>
+        <w:pStyle w:val="Heading3"/>
+      </w:pPr>
+      <w:r>
+        <w:t>My independent explanation, trace and limits</w:t>
       </w:r>
     </w:p>
     <w:p>
@@ -376,48 +458,96 @@
     </w:p>
     <w:p>
       <w:r>
-        <w:t>Attempt this case before feedback. Record any help. Earlier examples below are further practice; a case already practised with feedback cannot establish fresh transfer.</w:t>
+        <w:t>________________________________________________________________</w:t>
       </w:r>
     </w:p>
     <w:p>
-      <w:pPr>
-        <w:pStyle w:val="Heading1"/>
-      </w:pPr>
-      <w:r>
-        <w:t>05. W1 Explain the mechanism</w:t>
+      <w:r>
+        <w:t>________________________________________________________________</w:t>
       </w:r>
     </w:p>
     <w:p>
       <w:r>
-        <w:t>Explain the weekly mechanism in your own words. Use the worked scenario to name its input, decision rule and output.</w:t>
+        <w:t>________________________________________________________________</w:t>
       </w:r>
     </w:p>
     <w:p>
       <w:pPr>
-        <w:pStyle w:val="Heading3"/>
-      </w:pPr>
-      <w:r>
-        <w:t>My reasoning and evidence</w:t>
+        <w:spacing w:line="336" w:lineRule="auto" w:after="180"/>
+      </w:pPr>
+      <w:r>
+        <w:rPr>
+          <w:b w:val="0"/>
+        </w:rPr>
+        <w:t>Attempt this case before feedback. Record any help. Earlier examples below are further practice; a case already practised with feedback cannot establish fresh transfer.</w:t>
       </w:r>
     </w:p>
     <w:p>
-      <w:r>
-        <w:t>________________________________________________________________</w:t>
+      <w:pPr>
+        <w:pStyle w:val="Heading1"/>
+      </w:pPr>
+      <w:r>
+        <w:t>05. W1 Explain the mechanism</w:t>
       </w:r>
     </w:p>
     <w:p>
       <w:r>
-        <w:t>________________________________________________________________</w:t>
+        <w:t>Explain the mechanism. Apply the supplied Capstone service implementation facts and keep your reasoning.</w:t>
       </w:r>
     </w:p>
     <w:p>
-      <w:r>
-        <w:t>________________________________________________________________</w:t>
+      <w:pPr>
+        <w:spacing w:line="336" w:lineRule="auto" w:after="180"/>
+      </w:pPr>
+      <w:r>
+        <w:rPr>
+          <w:b w:val="0"/>
+        </w:rPr>
+        <w:t xml:space="preserve">Explain the weekly </w:t>
+      </w:r>
+      <w:r>
+        <w:rPr>
+          <w:b/>
+        </w:rPr>
+        <w:t>mechanism</w:t>
+      </w:r>
+      <w:r>
+        <w:rPr>
+          <w:b w:val="0"/>
+        </w:rPr>
+        <w:t xml:space="preserve"> in your own words. Use the worked scenario to name its </w:t>
+      </w:r>
+      <w:r>
+        <w:rPr>
+          <w:b/>
+        </w:rPr>
+        <w:t>input</w:t>
+      </w:r>
+      <w:r>
+        <w:rPr>
+          <w:b w:val="0"/>
+        </w:rPr>
+        <w:t xml:space="preserve">, decision rule and </w:t>
+      </w:r>
+      <w:r>
+        <w:rPr>
+          <w:b/>
+        </w:rPr>
+        <w:t>output</w:t>
+      </w:r>
+      <w:r>
+        <w:rPr>
+          <w:b w:val="0"/>
+        </w:rPr>
+        <w:t>.</w:t>
       </w:r>
     </w:p>
     <w:p>
-      <w:r>
-        <w:t>________________________________________________________________</w:t>
+      <w:pPr>
+        <w:pStyle w:val="Heading3"/>
+      </w:pPr>
+      <w:r>
+        <w:t>My reasoning and evidence</w:t>
       </w:r>
     </w:p>
     <w:p>
@@ -431,24 +561,18 @@
       </w:r>
     </w:p>
     <w:p>
-      <w:pPr>
-        <w:pStyle w:val="Heading1"/>
-      </w:pPr>
-      <w:r>
-        <w:t>06. W2 Trace the worked case</w:t>
+      <w:r>
+        <w:t>________________________________________________________________</w:t>
       </w:r>
     </w:p>
     <w:p>
       <w:r>
-        <w:t>Room A has approval and capacity12; room B lacks approval; teacher guide T is restricted. Student requests each. Show the intermediate steps and give the conclusion with its scope.</w:t>
+        <w:t>________________________________________________________________</w:t>
       </w:r>
     </w:p>
     <w:p>
-      <w:pPr>
-        <w:pStyle w:val="Heading3"/>
-      </w:pPr>
-      <w:r>
-        <w:t>My reasoning and evidence</w:t>
+      <w:r>
+        <w:t>________________________________________________________________</w:t>
       </w:r>
     </w:p>
     <w:p>
@@ -457,23 +581,35 @@
       </w:r>
     </w:p>
     <w:p>
-      <w:r>
-        <w:t>________________________________________________________________</w:t>
+      <w:pPr>
+        <w:pStyle w:val="Heading1"/>
+      </w:pPr>
+      <w:r>
+        <w:t>06. W2 Trace the worked case</w:t>
       </w:r>
     </w:p>
     <w:p>
       <w:r>
-        <w:t>________________________________________________________________</w:t>
+        <w:t>Trace the worked case. Apply the supplied Capstone service implementation facts and keep your reasoning.</w:t>
       </w:r>
     </w:p>
     <w:p>
-      <w:r>
-        <w:t>________________________________________________________________</w:t>
+      <w:pPr>
+        <w:spacing w:line="336" w:lineRule="auto" w:after="180"/>
+      </w:pPr>
+      <w:r>
+        <w:rPr>
+          <w:b w:val="0"/>
+        </w:rPr>
+        <w:t>Room A has approval and capacity12; room B lacks approval; teacher guide T is restricted. Student requests each. Show the intermediate steps and give the conclusion with its scope.</w:t>
       </w:r>
     </w:p>
     <w:p>
-      <w:r>
-        <w:t>________________________________________________________________</w:t>
+      <w:pPr>
+        <w:pStyle w:val="Heading3"/>
+      </w:pPr>
+      <w:r>
+        <w:t>My reasoning and evidence</w:t>
       </w:r>
     </w:p>
     <w:p>
@@ -487,24 +623,18 @@
       </w:r>
     </w:p>
     <w:p>
-      <w:pPr>
-        <w:pStyle w:val="Heading1"/>
-      </w:pPr>
-      <w:r>
-        <w:t>07. W3 Audit the limit</w:t>
+      <w:r>
+        <w:t>________________________________________________________________</w:t>
       </w:r>
     </w:p>
     <w:p>
       <w:r>
-        <w:t>A report omits this qualification: An implemented baseline must still pass integration, access and failure checks before release. Explain how omitting it could change a reader's interpretation, and write an accurate replacement.</w:t>
+        <w:t>________________________________________________________________</w:t>
       </w:r>
     </w:p>
     <w:p>
-      <w:pPr>
-        <w:pStyle w:val="Heading3"/>
-      </w:pPr>
-      <w:r>
-        <w:t>My reasoning and evidence</w:t>
+      <w:r>
+        <w:t>________________________________________________________________</w:t>
       </w:r>
     </w:p>
     <w:p>
@@ -518,44 +648,56 @@
       </w:r>
     </w:p>
     <w:p>
-      <w:r>
-        <w:t>________________________________________________________________</w:t>
+      <w:pPr>
+        <w:pStyle w:val="Heading1"/>
+      </w:pPr>
+      <w:r>
+        <w:t>07. W3 Audit the limit</w:t>
       </w:r>
     </w:p>
     <w:p>
       <w:r>
-        <w:t>________________________________________________________________</w:t>
+        <w:t>Audit the limit. Apply the supplied Capstone service implementation facts and keep your reasoning.</w:t>
       </w:r>
     </w:p>
     <w:p>
-      <w:r>
-        <w:t>________________________________________________________________</w:t>
+      <w:pPr>
+        <w:spacing w:line="336" w:lineRule="auto" w:after="180"/>
+      </w:pPr>
+      <w:r>
+        <w:rPr>
+          <w:b w:val="0"/>
+        </w:rPr>
+        <w:t>A report omits this qualification: An implemented baseline must still pass integration, access and failure checks before release.</w:t>
       </w:r>
     </w:p>
     <w:p>
-      <w:r>
-        <w:t>________________________________________________________________</w:t>
+      <w:pPr>
+        <w:spacing w:line="336" w:lineRule="auto" w:after="180"/>
+      </w:pPr>
+      <w:r>
+        <w:rPr>
+          <w:b w:val="0"/>
+        </w:rPr>
+        <w:t>Explain how omitting it could change a reader's interpretation, and write an accurate replacement.</w:t>
       </w:r>
     </w:p>
     <w:p>
       <w:pPr>
-        <w:pStyle w:val="Heading1"/>
-      </w:pPr>
-      <w:r>
-        <w:t>08. W4 Apply a new case independently</w:t>
+        <w:pStyle w:val="Heading3"/>
+      </w:pPr>
+      <w:r>
+        <w:t>My reasoning and evidence</w:t>
       </w:r>
     </w:p>
     <w:p>
       <w:r>
-        <w:t>Room C has current approval and capacity0; D lacks register. Student requests C, D.</w:t>
+        <w:t>________________________________________________________________</w:t>
       </w:r>
     </w:p>
     <w:p>
-      <w:pPr>
-        <w:pStyle w:val="Heading3"/>
-      </w:pPr>
-      <w:r>
-        <w:t>My reasoning and evidence</w:t>
+      <w:r>
+        <w:t>________________________________________________________________</w:t>
       </w:r>
     </w:p>
     <w:p>
@@ -579,44 +721,50 @@
       </w:r>
     </w:p>
     <w:p>
-      <w:r>
-        <w:t>________________________________________________________________</w:t>
+      <w:pPr>
+        <w:pStyle w:val="Heading1"/>
+      </w:pPr>
+      <w:r>
+        <w:t>08. W4 Apply a new case independently</w:t>
       </w:r>
     </w:p>
     <w:p>
       <w:r>
-        <w:t>________________________________________________________________</w:t>
+        <w:t>Attempt before feedback. If this repeats the selected independent case, reuse that first attempt; otherwise keep a separate record. Apply a new case independently. Apply the supplied Capstone service implementation facts and keep your reasoning.</w:t>
       </w:r>
     </w:p>
     <w:p>
-      <w:r>
-        <w:t>________________________________________________________________</w:t>
+      <w:pPr>
+        <w:spacing w:line="336" w:lineRule="auto" w:after="180"/>
+      </w:pPr>
+      <w:r>
+        <w:rPr>
+          <w:b w:val="0"/>
+        </w:rPr>
+        <w:t>Room C has current approval and capacity0; D lacks register. Student requests C, D.</w:t>
       </w:r>
     </w:p>
     <w:p>
-      <w:r>
-        <w:t>________________________________________________________________</w:t>
+      <w:pPr>
+        <w:pStyle w:val="Heading3"/>
+      </w:pPr>
+      <w:r>
+        <w:t>My reasoning and evidence</w:t>
       </w:r>
     </w:p>
     <w:p>
-      <w:pPr>
-        <w:pStyle w:val="Heading1"/>
-      </w:pPr>
-      <w:r>
-        <w:t>09. W5 Design a revealing follow-up</w:t>
+      <w:r>
+        <w:t>________________________________________________________________</w:t>
       </w:r>
     </w:p>
     <w:p>
       <w:r>
-        <w:t>For the worked scenario, propose one additional case that could reveal a failure, describe its expected outcome before running it, and explain what would need to remain fixed for a fair comparison. Do not reuse W4 as a new final test after receiving feedback.</w:t>
+        <w:t>________________________________________________________________</w:t>
       </w:r>
     </w:p>
     <w:p>
-      <w:pPr>
-        <w:pStyle w:val="Heading3"/>
-      </w:pPr>
-      <w:r>
-        <w:t>My reasoning and evidence</w:t>
+      <w:r>
+        <w:t>________________________________________________________________</w:t>
       </w:r>
     </w:p>
     <w:p>
@@ -645,26 +793,38 @@
       </w:r>
     </w:p>
     <w:p>
-      <w:r>
-        <w:t>________________________________________________________________</w:t>
+      <w:pPr>
+        <w:pStyle w:val="Heading1"/>
+      </w:pPr>
+      <w:r>
+        <w:t>09. W5 Design a revealing follow-up</w:t>
       </w:r>
     </w:p>
     <w:p>
       <w:r>
-        <w:t>________________________________________________________________</w:t>
+        <w:t>Design a revealing follow-up. Apply the supplied Capstone service implementation facts and keep your reasoning.</w:t>
       </w:r>
     </w:p>
     <w:p>
       <w:pPr>
-        <w:pStyle w:val="Heading1"/>
-      </w:pPr>
-      <w:r>
-        <w:t>10. Project checkpoint and reflection</w:t>
+        <w:spacing w:line="336" w:lineRule="auto" w:after="180"/>
+      </w:pPr>
+      <w:r>
+        <w:rPr>
+          <w:b w:val="0"/>
+        </w:rPr>
+        <w:t>For the worked scenario, propose one additional case that could reveal a failure, describe its expected outcome before running it, and explain what would need to remain fixed for a fair comparison.</w:t>
       </w:r>
     </w:p>
     <w:p>
-      <w:r>
-        <w:t>For Grounded Learning Service, use this week’s independent task as a rehearsal for the final evidence pack: Room C has current approval and capacity0; D lacks register. Student requests C, D. Keep actual observations separate from expected results, preserve failures, compare a baseline and explain the limits.</w:t>
+      <w:pPr>
+        <w:spacing w:line="336" w:lineRule="auto" w:after="180"/>
+      </w:pPr>
+      <w:r>
+        <w:rPr>
+          <w:b w:val="0"/>
+        </w:rPr>
+        <w:t>Do not reuse W4 as a new final test after receiving feedback.</w:t>
       </w:r>
     </w:p>
     <w:p>
@@ -672,7 +832,7 @@
         <w:pStyle w:val="Heading3"/>
       </w:pPr>
       <w:r>
-        <w:t>My project change, supporting evidence and remaining limit</w:t>
+        <w:t>My reasoning and evidence</w:t>
       </w:r>
     </w:p>
     <w:p>
@@ -706,11 +866,118 @@
       </w:r>
     </w:p>
     <w:p>
+      <w:r>
+        <w:t>________________________________________________________________</w:t>
+      </w:r>
+    </w:p>
+    <w:p>
       <w:pPr>
         <w:pStyle w:val="Heading1"/>
       </w:pPr>
       <w:r>
+        <w:t>10. Project checkpoint and reflection</w:t>
+      </w:r>
+    </w:p>
+    <w:p>
+      <w:r>
+        <w:t>Connect Capstone service implementation to Grounded Learning Service, identify a limit and choose the next useful test.</w:t>
+      </w:r>
+    </w:p>
+    <w:p>
+      <w:pPr>
+        <w:spacing w:line="336" w:lineRule="auto" w:after="180"/>
+      </w:pPr>
+      <w:r>
+        <w:rPr>
+          <w:b w:val="0"/>
+        </w:rPr>
+        <w:t xml:space="preserve">For Grounded Learning Service, use this week’s independent task as a rehearsal for the final </w:t>
+      </w:r>
+      <w:r>
+        <w:rPr>
+          <w:b/>
+        </w:rPr>
+        <w:t>evidence</w:t>
+      </w:r>
+      <w:r>
+        <w:rPr>
+          <w:b w:val="0"/>
+        </w:rPr>
+        <w:t xml:space="preserve"> pack: Room C has current approval and capacity0; D lacks register. Student requests C, D.</w:t>
+      </w:r>
+    </w:p>
+    <w:p>
+      <w:pPr>
+        <w:spacing w:line="336" w:lineRule="auto" w:after="180"/>
+      </w:pPr>
+      <w:r>
+        <w:rPr>
+          <w:b w:val="0"/>
+        </w:rPr>
+        <w:t xml:space="preserve">Keep actual </w:t>
+      </w:r>
+      <w:r>
+        <w:rPr>
+          <w:b/>
+        </w:rPr>
+        <w:t>observation</w:t>
+      </w:r>
+      <w:r>
+        <w:rPr>
+          <w:b w:val="0"/>
+        </w:rPr>
+        <w:t>s separate from expected results, preserve failures, compare a baseline and explain the limits.</w:t>
+      </w:r>
+    </w:p>
+    <w:p>
+      <w:pPr>
+        <w:pStyle w:val="Heading3"/>
+      </w:pPr>
+      <w:r>
+        <w:t>My project change, supporting evidence and remaining limit</w:t>
+      </w:r>
+    </w:p>
+    <w:p>
+      <w:r>
+        <w:t>________________________________________________________________</w:t>
+      </w:r>
+    </w:p>
+    <w:p>
+      <w:r>
+        <w:t>________________________________________________________________</w:t>
+      </w:r>
+    </w:p>
+    <w:p>
+      <w:r>
+        <w:t>________________________________________________________________</w:t>
+      </w:r>
+    </w:p>
+    <w:p>
+      <w:r>
+        <w:t>________________________________________________________________</w:t>
+      </w:r>
+    </w:p>
+    <w:p>
+      <w:r>
+        <w:t>________________________________________________________________</w:t>
+      </w:r>
+    </w:p>
+    <w:p>
+      <w:r>
+        <w:t>________________________________________________________________</w:t>
+      </w:r>
+    </w:p>
+    <w:p>
+      <w:pPr>
+        <w:pStyle w:val="Heading1"/>
+      </w:pPr>
+      <w:r>
         <w:t>11. Feedback, return check and learning record</w:t>
+      </w:r>
+    </w:p>
+    <w:p>
+      <w:r>
+        <w:t>Record the first repaired step and a different case to revisit after a delay.</w:t>
       </w:r>
     </w:p>
     <w:tbl>
@@ -850,7 +1117,13 @@
       </w:tr>
     </w:tbl>
     <w:p>
-      <w:r>
+      <w:pPr>
+        <w:spacing w:line="336" w:lineRule="auto" w:after="180"/>
+      </w:pPr>
+      <w:r>
+        <w:rPr>
+          <w:b w:val="0"/>
+        </w:rPr>
         <w:t>Revisit this idea with your teacher after a delay. Familiarity is different from explaining and using it on a changed case.</w:t>
       </w:r>
     </w:p>
@@ -864,11 +1137,28 @@
     </w:p>
     <w:p>
       <w:r>
-        <w:t>Assemble a grounded prototype. A capstone answers from three approved garden cards and has read-only tools.</w:t>
+        <w:t>Assemble a grounded prototype. A capstone answers from three approved garden cards and has read-only tools. Explain the labelled step before checking the changed condition.</w:t>
       </w:r>
     </w:p>
     <w:p>
-      <w:r>
+      <w:pPr>
+        <w:spacing w:line="336" w:lineRule="auto" w:after="180"/>
+      </w:pPr>
+      <w:r>
+        <w:rPr>
+          <w:b w:val="0"/>
+        </w:rPr>
+        <w:t>Assemble a grounded prototype. A capstone answers from three approved garden cards and has read-only tools.</w:t>
+      </w:r>
+    </w:p>
+    <w:p>
+      <w:pPr>
+        <w:spacing w:line="336" w:lineRule="auto" w:after="180"/>
+      </w:pPr>
+      <w:r>
+        <w:rPr>
+          <w:b w:val="0"/>
+        </w:rPr>
         <w:t>G2 says mint needs regular watering. The request asks what G2 says and asks the service to change G2.</w:t>
       </w:r>
     </w:p>
@@ -909,7 +1199,14 @@
       </w:r>
     </w:p>
     <w:p>
-      <w:r>
+      <w:pPr>
+        <w:spacing w:line="336" w:lineRule="auto" w:after="180"/>
+        <w:shd w:fill="F5F1FB"/>
+      </w:pPr>
+      <w:r>
+        <w:rPr>
+          <w:b w:val="0"/>
+        </w:rPr>
         <w:t>Trace the G2 fact request and edit request through the prototype. What can be returned, what cannot be done, and how does removing G2 change those two outcomes?</w:t>
       </w:r>
     </w:p>
@@ -952,36 +1249,128 @@
       </w:r>
     </w:p>
     <w:p>
-      <w:r>
-        <w:t>Support used: alone / hint / worked example. This record is practice evidence.</w:t>
+      <w:pPr>
+        <w:pStyle w:val="Heading3"/>
+      </w:pPr>
+      <w:r>
+        <w:t>Record the help used</w:t>
       </w:r>
     </w:p>
     <w:p>
-      <w:r>
-        <w:t>Project connection: For the Grounded Learning Service, retain an annotated trace and the changed-case result. Name the contract or evidence that makes the deciding step valid, so another team can review it.</w:t>
+      <w:pPr>
+        <w:spacing w:line="336" w:lineRule="auto" w:after="180"/>
+        <w:shd w:fill="F1F6F8"/>
+      </w:pPr>
+      <w:r>
+        <w:rPr>
+          <w:b w:val="0"/>
+        </w:rPr>
+        <w:t xml:space="preserve">Support used: alone / hint / worked example. This record is practice </w:t>
+      </w:r>
+      <w:r>
+        <w:rPr>
+          <w:b/>
+        </w:rPr>
+        <w:t>evidence</w:t>
+      </w:r>
+      <w:r>
+        <w:rPr>
+          <w:b w:val="0"/>
+        </w:rPr>
+        <w:t>.</w:t>
       </w:r>
     </w:p>
     <w:p>
       <w:pPr>
-        <w:pStyle w:val="Heading1"/>
-      </w:pPr>
-      <w:r>
-        <w:t>13. Project portfolio milestone</w:t>
+        <w:spacing w:line="336" w:lineRule="auto" w:after="180"/>
+      </w:pPr>
+      <w:r>
+        <w:rPr>
+          <w:b w:val="0"/>
+        </w:rPr>
+        <w:t xml:space="preserve">Project connection: For the Grounded Learning Service, retain an annotated trace and the changed-case result. Name the contract or </w:t>
+      </w:r>
+      <w:r>
+        <w:rPr>
+          <w:b/>
+        </w:rPr>
+        <w:t>evidence</w:t>
+      </w:r>
+      <w:r>
+        <w:rPr>
+          <w:b w:val="0"/>
+        </w:rPr>
+        <w:t xml:space="preserve"> that makes the deciding step valid, so another team can review it.</w:t>
       </w:r>
     </w:p>
     <w:p>
-      <w:r>
-        <w:t>Project: Grounded Learning Service</w:t>
+      <w:pPr>
+        <w:pStyle w:val="Heading1"/>
+      </w:pPr>
+      <w:r>
+        <w:t>13. Project portfolio milestone</w:t>
       </w:r>
     </w:p>
     <w:p>
       <w:r>
-        <w:t>Current milestone: Present and defend. Demonstrate the system, explain one failure and justify the next improvement with evidence.</w:t>
+        <w:t>Keep this week’s input, deciding step, result and limit together in the Grounded Learning Service record.</w:t>
       </w:r>
     </w:p>
     <w:p>
-      <w:r>
-        <w:t>For the Grounded Learning Service, retain an annotated trace and the changed-case result. Name the contract or evidence that makes the deciding step valid, so another team can review it.</w:t>
+      <w:pPr>
+        <w:spacing w:line="336" w:lineRule="auto" w:after="180"/>
+      </w:pPr>
+      <w:r>
+        <w:rPr>
+          <w:b w:val="0"/>
+        </w:rPr>
+        <w:t>Project: Grounded Learning Service</w:t>
+      </w:r>
+    </w:p>
+    <w:p>
+      <w:pPr>
+        <w:spacing w:line="336" w:lineRule="auto" w:after="180"/>
+      </w:pPr>
+      <w:r>
+        <w:rPr>
+          <w:b w:val="0"/>
+        </w:rPr>
+        <w:t xml:space="preserve">Current milestone: Present and defend. Demonstrate the system, explain one failure and justify the next improvement with </w:t>
+      </w:r>
+      <w:r>
+        <w:rPr>
+          <w:b/>
+        </w:rPr>
+        <w:t>evidence</w:t>
+      </w:r>
+      <w:r>
+        <w:rPr>
+          <w:b w:val="0"/>
+        </w:rPr>
+        <w:t>.</w:t>
+      </w:r>
+    </w:p>
+    <w:p>
+      <w:pPr>
+        <w:spacing w:line="336" w:lineRule="auto" w:after="180"/>
+      </w:pPr>
+      <w:r>
+        <w:rPr>
+          <w:b w:val="0"/>
+        </w:rPr>
+        <w:t xml:space="preserve">For the Grounded Learning Service, retain an annotated trace and the changed-case result. Name the contract or </w:t>
+      </w:r>
+      <w:r>
+        <w:rPr>
+          <w:b/>
+        </w:rPr>
+        <w:t>evidence</w:t>
+      </w:r>
+      <w:r>
+        <w:rPr>
+          <w:b w:val="0"/>
+        </w:rPr>
+        <w:t xml:space="preserve"> that makes the deciding step valid, so another team can review it.</w:t>
       </w:r>
     </w:p>
     <w:tbl>
@@ -1143,58 +1532,104 @@
     </w:p>
     <w:p>
       <w:r>
-        <w:t>Use this supported practice once, in the browser or on paper. Keep the reserved independent assessment for a separate first attempt before teacher feedback.</w:t>
+        <w:t>Try the supported questions before comparing with hints and feedback. Record what you repaired and the evidence you retained.</w:t>
       </w:r>
     </w:p>
     <w:p>
-      <w:r>
-        <w:t>Assemble a grounded prototype. A capstone answers from three approved garden cards and has read-only tools.</w:t>
+      <w:pPr>
+        <w:spacing w:line="336" w:lineRule="auto" w:after="180"/>
+      </w:pPr>
+      <w:r>
+        <w:rPr>
+          <w:b w:val="0"/>
+        </w:rPr>
+        <w:t>Use this supported practice once, in the browser or on paper. Keep the reserved independent assessment for a separate first attempt before teacher feedback.</w:t>
       </w:r>
     </w:p>
     <w:p>
       <w:pPr>
-        <w:pStyle w:val="Heading3"/>
-      </w:pPr>
-      <w:r>
-        <w:t>Practice 1: explain the deciding evidence</w:t>
+        <w:spacing w:line="336" w:lineRule="auto" w:after="180"/>
+      </w:pPr>
+      <w:r>
+        <w:rPr>
+          <w:b w:val="0"/>
+        </w:rPr>
+        <w:t>Assemble a grounded prototype. A capstone answers from three approved garden cards and has read-only tools.</w:t>
       </w:r>
     </w:p>
     <w:p>
-      <w:r>
-        <w:t>Which labelled step matches this detail? Confirm factual agreement and absence of forbidden action.</w:t>
+      <w:pPr>
+        <w:pStyle w:val="Heading3"/>
+      </w:pPr>
+      <w:r>
+        <w:t>Practice 1: explain the deciding evidence</w:t>
       </w:r>
     </w:p>
     <w:p>
-      <w:r>
-        <w:t>1. Retrieve G2</w:t>
+      <w:pPr>
+        <w:spacing w:line="336" w:lineRule="auto" w:after="180"/>
+      </w:pPr>
+      <w:r>
+        <w:rPr>
+          <w:b w:val="0"/>
+        </w:rPr>
+        <w:t>Which labelled step matches this detail? Confirm factual agreement and absence of forbidden action.</w:t>
       </w:r>
     </w:p>
     <w:p>
-      <w:r>
-        <w:t>2. Check final trace</w:t>
+      <w:pPr>
+        <w:spacing w:line="336" w:lineRule="auto" w:after="180"/>
+        <w:shd w:fill="F4F9FC"/>
+      </w:pPr>
+      <w:r>
+        <w:rPr>
+          <w:b w:val="0"/>
+        </w:rPr>
+        <w:t>1. Retrieve G2</w:t>
       </w:r>
     </w:p>
     <w:p>
-      <w:r>
-        <w:t>3. Enforce tool limit</w:t>
+      <w:pPr>
+        <w:spacing w:line="336" w:lineRule="auto" w:after="180"/>
+        <w:shd w:fill="F4F9FC"/>
+      </w:pPr>
+      <w:r>
+        <w:rPr>
+          <w:b w:val="0"/>
+        </w:rPr>
+        <w:t>2. Check final trace</w:t>
       </w:r>
     </w:p>
     <w:p>
-      <w:r>
-        <w:t>4. Draft with attribution</w:t>
+      <w:pPr>
+        <w:spacing w:line="336" w:lineRule="auto" w:after="180"/>
+        <w:shd w:fill="F4F9FC"/>
+      </w:pPr>
+      <w:r>
+        <w:rPr>
+          <w:b w:val="0"/>
+        </w:rPr>
+        <w:t>3. Enforce tool limit</w:t>
       </w:r>
     </w:p>
     <w:p>
       <w:pPr>
-        <w:pStyle w:val="Heading3"/>
-      </w:pPr>
-      <w:r>
-        <w:t>My selected conclusion, deciding fact and explanation</w:t>
+        <w:spacing w:line="336" w:lineRule="auto" w:after="180"/>
+        <w:shd w:fill="F4F9FC"/>
+      </w:pPr>
+      <w:r>
+        <w:rPr>
+          <w:b w:val="0"/>
+        </w:rPr>
+        <w:t>4. Draft with attribution</w:t>
       </w:r>
     </w:p>
     <w:p>
-      <w:r>
-        <w:t>________________________________________________________________</w:t>
+      <w:pPr>
+        <w:pStyle w:val="Heading3"/>
+      </w:pPr>
+      <w:r>
+        <w:t>My selected conclusion, deciding fact and explanation</w:t>
       </w:r>
     </w:p>
     <w:p>
@@ -1219,40 +1654,67 @@
     </w:p>
     <w:p>
       <w:r>
-        <w:t>Hint if needed: Read the steps in the pictorial case. Match the supplied detail to the stage that performs or records it.</w:t>
+        <w:t>________________________________________________________________</w:t>
       </w:r>
     </w:p>
     <w:p>
-      <w:r>
-        <w:t>After your attempt, compare with the supported explanation: Check final trace Confirm factual agreement and absence of forbidden action. Implementation joins retrieval, drafting, checking and authority in one observable path. Describing an edit does not authorise performing it.</w:t>
+      <w:pPr>
+        <w:pStyle w:val="Heading3"/>
+      </w:pPr>
+      <w:r>
+        <w:t>Hint · try first</w:t>
       </w:r>
     </w:p>
     <w:p>
       <w:pPr>
-        <w:pStyle w:val="Heading3"/>
-      </w:pPr>
-      <w:r>
-        <w:t>Practice 2: explain the deciding evidence</w:t>
+        <w:spacing w:line="336" w:lineRule="auto" w:after="180"/>
+        <w:shd w:fill="F1F6F8"/>
+      </w:pPr>
+      <w:r>
+        <w:rPr>
+          <w:b w:val="0"/>
+        </w:rPr>
+        <w:t>Hint if needed: Read the steps in the pictorial case. Match the supplied detail to the stage that performs or records it.</w:t>
       </w:r>
     </w:p>
     <w:p>
-      <w:r>
-        <w:t>Changed-case practice: Remove G2 from the approved collection. Which conclusion is supported by the supplied facts?</w:t>
+      <w:pPr>
+        <w:pStyle w:val="Heading3"/>
+      </w:pPr>
+      <w:r>
+        <w:t>Feedback · compare after trying</w:t>
       </w:r>
     </w:p>
     <w:p>
-      <w:r>
-        <w:t>1. Return unsupported for the fact request; editing remains prohibited.</w:t>
+      <w:pPr>
+        <w:spacing w:line="336" w:lineRule="auto" w:after="180"/>
+        <w:shd w:fill="F1F6FC"/>
+      </w:pPr>
+      <w:r>
+        <w:rPr>
+          <w:b w:val="0"/>
+        </w:rPr>
+        <w:t>After your attempt, compare with the supported explanation: Check final trace Confirm factual agreement and absence of forbidden action. Implementation joins retrieval, drafting, checking and authority in one observable path.</w:t>
       </w:r>
     </w:p>
     <w:p>
-      <w:r>
-        <w:t>2. We can decide the result without examining the changed input or the procedure.</w:t>
+      <w:pPr>
+        <w:spacing w:line="336" w:lineRule="auto" w:after="180"/>
+        <w:shd w:fill="F1F6FC"/>
+      </w:pPr>
+      <w:r>
+        <w:rPr>
+          <w:b w:val="0"/>
+        </w:rPr>
+        <w:t>Describing an edit does not authorise performing it.</w:t>
       </w:r>
     </w:p>
     <w:p>
-      <w:r>
-        <w:t>3. This one example guarantees correct results for every future input.</w:t>
+      <w:pPr>
+        <w:pStyle w:val="Heading3"/>
+      </w:pPr>
+      <w:r>
+        <w:t>Practice 2: explain the deciding evidence</w:t>
       </w:r>
     </w:p>
     <w:p>
@@ -1260,91 +1722,1062 @@
         <w:pStyle w:val="Heading3"/>
       </w:pPr>
       <w:r>
-        <w:t>My selected conclusion, deciding fact and explanation</w:t>
+        <w:t>Changed case · predict first</w:t>
       </w:r>
     </w:p>
     <w:p>
-      <w:r>
-        <w:t>________________________________________________________________</w:t>
+      <w:pPr>
+        <w:spacing w:line="336" w:lineRule="auto" w:after="180"/>
+        <w:shd w:fill="F5F1FB"/>
+      </w:pPr>
+      <w:r>
+        <w:rPr>
+          <w:b w:val="0"/>
+        </w:rPr>
+        <w:t>Changed-case practice: Remove G2 from the approved collection. Which conclusion is supported by the supplied facts?</w:t>
       </w:r>
     </w:p>
     <w:p>
-      <w:r>
-        <w:t>________________________________________________________________</w:t>
+      <w:pPr>
+        <w:spacing w:line="336" w:lineRule="auto" w:after="180"/>
+        <w:shd w:fill="F4F9FC"/>
+      </w:pPr>
+      <w:r>
+        <w:rPr>
+          <w:b w:val="0"/>
+        </w:rPr>
+        <w:t>1. Return unsupported for the fact request; editing remains prohibited.</w:t>
       </w:r>
     </w:p>
     <w:p>
-      <w:r>
-        <w:t>________________________________________________________________</w:t>
+      <w:pPr>
+        <w:spacing w:line="336" w:lineRule="auto" w:after="180"/>
+        <w:shd w:fill="F4F9FC"/>
+      </w:pPr>
+      <w:r>
+        <w:rPr>
+          <w:b w:val="0"/>
+        </w:rPr>
+        <w:t xml:space="preserve">2. We can decide the result without examining the changed </w:t>
+      </w:r>
+      <w:r>
+        <w:rPr>
+          <w:b/>
+        </w:rPr>
+        <w:t>input</w:t>
+      </w:r>
+      <w:r>
+        <w:rPr>
+          <w:b w:val="0"/>
+        </w:rPr>
+        <w:t xml:space="preserve"> or the procedure.</w:t>
       </w:r>
     </w:p>
     <w:p>
-      <w:r>
-        <w:t>________________________________________________________________</w:t>
+      <w:pPr>
+        <w:spacing w:line="336" w:lineRule="auto" w:after="180"/>
+        <w:shd w:fill="F4F9FC"/>
+      </w:pPr>
+      <w:r>
+        <w:rPr>
+          <w:b w:val="0"/>
+        </w:rPr>
+        <w:t xml:space="preserve">3. This one example guarantees correct results for every future </w:t>
+      </w:r>
+      <w:r>
+        <w:rPr>
+          <w:b/>
+        </w:rPr>
+        <w:t>input</w:t>
+      </w:r>
+      <w:r>
+        <w:rPr>
+          <w:b w:val="0"/>
+        </w:rPr>
+        <w:t>.</w:t>
       </w:r>
     </w:p>
     <w:p>
-      <w:r>
-        <w:t>________________________________________________________________</w:t>
+      <w:pPr>
+        <w:pStyle w:val="Heading3"/>
+      </w:pPr>
+      <w:r>
+        <w:t>My selected conclusion, deciding fact and explanation</w:t>
       </w:r>
     </w:p>
     <w:p>
       <w:r>
-        <w:t>Hint if needed: Use the changed condition and the deciding step in the pictorial trace. The answer must say what follows from those facts.</w:t>
+        <w:t>________________________________________________________________</w:t>
       </w:r>
     </w:p>
     <w:p>
       <w:r>
-        <w:t>After your attempt, compare with the supported explanation: Return unsupported for the fact request; editing remains prohibited. Grounding needs a present source while authority comes from the independent contract.</w:t>
+        <w:t>________________________________________________________________</w:t>
       </w:r>
     </w:p>
     <w:p>
-      <w:pPr>
-        <w:pStyle w:val="Heading3"/>
-      </w:pPr>
-      <w:r>
-        <w:t>Repair a missing building block</w:t>
+      <w:r>
+        <w:t>________________________________________________________________</w:t>
       </w:r>
     </w:p>
     <w:p>
       <w:r>
-        <w:t>Review Documentation and operational readiness (ai-6/32). Goal: Explain the mechanism and terminology of documentation and operational readiness. Short practice: Match SOURCE_UNAVAILABLE to its safe check and escalation owner. What is lost when the maintainer route is removed, even if the diagnostic instructions stay readable?. Return to this week and explain what you changed.</w:t>
+        <w:t>________________________________________________________________</w:t>
       </w:r>
     </w:p>
     <w:p>
       <w:r>
-        <w:t>Review Security and privacy review (ai-6/30). Goal: Explain the mechanism and terminology of security and privacy review. Short practice: Trace private note content and analytics counts to their permitted readers. Why is storing full notes in the dashboard outside this design, and what risk can remain for tiny-group counts?. Return to this week and explain what you changed.</w:t>
+        <w:t>________________________________________________________________</w:t>
       </w:r>
     </w:p>
     <w:p>
-      <w:r>
-        <w:t>Review Human escalation workflows (ai-6/27). Goal: Explain the mechanism and terminology of human escalation workflows. Short practice: Identify the exact service boundary in the bottle question. What accurate information belongs in the supervisor handoff, and what remains unresolved if nobody is reachable?. Return to this week and explain what you changed.</w:t>
+      <w:pPr>
+        <w:pStyle w:val="Heading3"/>
+      </w:pPr>
+      <w:r>
+        <w:t>Hint · try first</w:t>
       </w:r>
     </w:p>
     <w:p>
       <w:pPr>
-        <w:pStyle w:val="Heading3"/>
-      </w:pPr>
-      <w:r>
-        <w:t>Keep your completed work</w:t>
+        <w:spacing w:line="336" w:lineRule="auto" w:after="180"/>
+        <w:shd w:fill="F1F6F8"/>
+      </w:pPr>
+      <w:r>
+        <w:rPr>
+          <w:b w:val="0"/>
+        </w:rPr>
+        <w:t>Hint if needed: Use the changed condition and the deciding step in the pictorial trace. The answer must say what follows from those facts.</w:t>
       </w:r>
     </w:p>
     <w:p>
-      <w:r>
-        <w:t>Use Download completed work in the hosted lesson to export your answers, reflections, practice feedback and code-run evidence. Open the HTML copy to read or print it. Drafts stay in this browser when storage is available; clear drafts on a shared device.</w:t>
+      <w:pPr>
+        <w:pStyle w:val="Heading3"/>
+      </w:pPr>
+      <w:r>
+        <w:t>Feedback · compare after trying</w:t>
       </w:r>
     </w:p>
     <w:p>
       <w:pPr>
-        <w:pStyle w:val="Heading3"/>
-      </w:pPr>
-      <w:r>
-        <w:t>What I repaired, the evidence I kept and the next test</w:t>
+        <w:spacing w:line="336" w:lineRule="auto" w:after="180"/>
+        <w:shd w:fill="F1F6FC"/>
+      </w:pPr>
+      <w:r>
+        <w:rPr>
+          <w:b w:val="0"/>
+        </w:rPr>
+        <w:t>After your attempt, compare with the supported explanation: Return unsupported for the fact request; editing remains prohibited. Grounding needs a present source while authority comes from the independent contract.</w:t>
       </w:r>
     </w:p>
     <w:p>
+      <w:pPr>
+        <w:pStyle w:val="Heading3"/>
+      </w:pPr>
+      <w:r>
+        <w:t>Repair a missing building block</w:t>
+      </w:r>
+    </w:p>
+    <w:p>
+      <w:pPr>
+        <w:spacing w:line="336" w:lineRule="auto" w:after="180"/>
+      </w:pPr>
+      <w:r>
+        <w:rPr>
+          <w:b w:val="0"/>
+        </w:rPr>
+        <w:t xml:space="preserve">Review Documentation and operational readiness (ai-6/32). Goal: Explain the </w:t>
+      </w:r>
+      <w:r>
+        <w:rPr>
+          <w:b/>
+        </w:rPr>
+        <w:t>mechanism</w:t>
+      </w:r>
+      <w:r>
+        <w:rPr>
+          <w:b w:val="0"/>
+        </w:rPr>
+        <w:t xml:space="preserve"> and terminology of documentation and operational readiness. Short practice: Match SOURCE_UNAVAILABLE to its safe check and escalation owner.</w:t>
+      </w:r>
+    </w:p>
+    <w:p>
+      <w:pPr>
+        <w:spacing w:line="336" w:lineRule="auto" w:after="180"/>
+      </w:pPr>
+      <w:r>
+        <w:rPr>
+          <w:b w:val="0"/>
+        </w:rPr>
+        <w:t>What is lost when the maintainer route is removed, even if the diagnostic instructions stay readable?. Return to this week and explain what you changed.</w:t>
+      </w:r>
+    </w:p>
+    <w:p>
+      <w:pPr>
+        <w:spacing w:line="336" w:lineRule="auto" w:after="180"/>
+      </w:pPr>
+      <w:r>
+        <w:rPr>
+          <w:b w:val="0"/>
+        </w:rPr>
+        <w:t xml:space="preserve">Review Security and privacy review (ai-6/30). Goal: Explain the </w:t>
+      </w:r>
+      <w:r>
+        <w:rPr>
+          <w:b/>
+        </w:rPr>
+        <w:t>mechanism</w:t>
+      </w:r>
+      <w:r>
+        <w:rPr>
+          <w:b w:val="0"/>
+        </w:rPr>
+        <w:t xml:space="preserve"> and terminology of security and privacy review. Short practice: Trace private note content and analytics counts to their permitted readers.</w:t>
+      </w:r>
+    </w:p>
+    <w:p>
+      <w:pPr>
+        <w:spacing w:line="336" w:lineRule="auto" w:after="180"/>
+      </w:pPr>
+      <w:r>
+        <w:rPr>
+          <w:b w:val="0"/>
+        </w:rPr>
+        <w:t>Why is storing full notes in the dashboard outside this design, and what risk can remain for tiny-group counts?. Return to this week and explain what you changed.</w:t>
+      </w:r>
+    </w:p>
+    <w:p>
+      <w:pPr>
+        <w:spacing w:line="336" w:lineRule="auto" w:after="180"/>
+      </w:pPr>
+      <w:r>
+        <w:rPr>
+          <w:b w:val="0"/>
+        </w:rPr>
+        <w:t xml:space="preserve">Review Human escalation workflows (ai-6/27). Goal: Explain the </w:t>
+      </w:r>
+      <w:r>
+        <w:rPr>
+          <w:b/>
+        </w:rPr>
+        <w:t>mechanism</w:t>
+      </w:r>
+      <w:r>
+        <w:rPr>
+          <w:b w:val="0"/>
+        </w:rPr>
+        <w:t xml:space="preserve"> and terminology of human escalation workflows. Short practice: Identify the exact service boundary in the bottle question.</w:t>
+      </w:r>
+    </w:p>
+    <w:p>
+      <w:pPr>
+        <w:spacing w:line="336" w:lineRule="auto" w:after="180"/>
+      </w:pPr>
+      <w:r>
+        <w:rPr>
+          <w:b w:val="0"/>
+        </w:rPr>
+        <w:t>What accurate information belongs in the supervisor handoff, and what remains unresolved if nobody is reachable?. Return to this week and explain what you changed.</w:t>
+      </w:r>
+    </w:p>
+    <w:p>
+      <w:pPr>
+        <w:pStyle w:val="Heading3"/>
+      </w:pPr>
+      <w:r>
+        <w:t>Keep your completed work</w:t>
+      </w:r>
+    </w:p>
+    <w:p>
+      <w:pPr>
+        <w:spacing w:line="336" w:lineRule="auto" w:after="180"/>
+      </w:pPr>
+      <w:r>
+        <w:rPr>
+          <w:b w:val="0"/>
+        </w:rPr>
+        <w:t xml:space="preserve">Use Download completed work in the hosted lesson to export your answers, reflections, practice feedback and code-run </w:t>
+      </w:r>
+      <w:r>
+        <w:rPr>
+          <w:b/>
+        </w:rPr>
+        <w:t>evidence</w:t>
+      </w:r>
+      <w:r>
+        <w:rPr>
+          <w:b w:val="0"/>
+        </w:rPr>
+        <w:t>. Open the HTML copy to read or print it.</w:t>
+      </w:r>
+    </w:p>
+    <w:p>
+      <w:pPr>
+        <w:spacing w:line="336" w:lineRule="auto" w:after="180"/>
+      </w:pPr>
+      <w:r>
+        <w:rPr>
+          <w:b w:val="0"/>
+        </w:rPr>
+        <w:t>Drafts stay in this browser when storage is available; clear drafts on a shared device.</w:t>
+      </w:r>
+    </w:p>
+    <w:p>
+      <w:pPr>
+        <w:pStyle w:val="Heading3"/>
+      </w:pPr>
+      <w:r>
+        <w:t>What I repaired, the evidence I kept and the next test</w:t>
+      </w:r>
+    </w:p>
+    <w:p>
       <w:r>
         <w:t>________________________________________________________________</w:t>
+      </w:r>
+    </w:p>
+    <w:p>
+      <w:r>
+        <w:t>________________________________________________________________</w:t>
+      </w:r>
+    </w:p>
+    <w:p>
+      <w:r>
+        <w:t>________________________________________________________________</w:t>
+      </w:r>
+    </w:p>
+    <w:p>
+      <w:r>
+        <w:t>________________________________________________________________</w:t>
+      </w:r>
+    </w:p>
+    <w:p>
+      <w:r>
+        <w:t>________________________________________________________________</w:t>
+      </w:r>
+    </w:p>
+    <w:p>
+      <w:pPr>
+        <w:pStyle w:val="Heading1"/>
+      </w:pPr>
+      <w:r>
+        <w:t>15. Visual concept journey</w:t>
+      </w:r>
+    </w:p>
+    <w:p>
+      <w:r>
+        <w:t>Explain each Capstone service implementation picture from its labels, then record a relevant limit.</w:t>
+      </w:r>
+    </w:p>
+    <w:p>
+      <w:pPr>
+        <w:pStyle w:val="Heading3"/>
+      </w:pPr>
+      <w:r>
+        <w:t>01. Capstone service implementation: the case</w:t>
+      </w:r>
+    </w:p>
+    <w:p>
+      <w:r>
+        <w:drawing>
+          <wp:inline xmlns:a="http://schemas.openxmlformats.org/drawingml/2006/main" xmlns:pic="http://schemas.openxmlformats.org/drawingml/2006/picture">
+            <wp:extent cx="5486400" cy="2834640"/>
+            <wp:docPr id="2" name="Picture 2" descr="Assemble a grounded prototype. A capstone answers from three approved garden cards and has read-only tools. Supplied facts: G2 says mint needs regular watering. The request asks what G2 says and asks the service to change G2."/>
+            <wp:cNvGraphicFramePr>
+              <a:graphicFrameLocks noChangeAspect="1"/>
+            </wp:cNvGraphicFramePr>
+            <a:graphic>
+              <a:graphicData uri="http://schemas.openxmlformats.org/drawingml/2006/picture">
+                <pic:pic>
+                  <pic:nvPicPr>
+                    <pic:cNvPr id="0" name="academy-story-ai-6-33-01.png"/>
+                    <pic:cNvPicPr/>
+                  </pic:nvPicPr>
+                  <pic:blipFill>
+                    <a:blip r:embed="rId10"/>
+                    <a:stretch>
+                      <a:fillRect/>
+                    </a:stretch>
+                  </pic:blipFill>
+                  <pic:spPr>
+                    <a:xfrm>
+                      <a:off x="0" y="0"/>
+                      <a:ext cx="5486400" cy="2834640"/>
+                    </a:xfrm>
+                    <a:prstGeom prst="rect"/>
+                  </pic:spPr>
+                </pic:pic>
+              </a:graphicData>
+            </a:graphic>
+          </wp:inline>
+        </w:drawing>
+      </w:r>
+    </w:p>
+    <w:p>
+      <w:pPr>
+        <w:spacing w:line="336" w:lineRule="auto" w:after="180"/>
+      </w:pPr>
+      <w:r>
+        <w:rPr>
+          <w:b w:val="0"/>
+        </w:rPr>
+        <w:t>Assemble a grounded prototype. A capstone answers from three approved garden cards and has read-only tools. Supplied facts: G2 says mint needs regular watering. The request asks what G2 says and asks the service to change G2.</w:t>
+      </w:r>
+    </w:p>
+    <w:p>
+      <w:pPr>
+        <w:spacing w:line="336" w:lineRule="auto" w:after="180"/>
+        <w:shd w:fill="F5F1FB"/>
+      </w:pPr>
+      <w:r>
+        <w:rPr>
+          <w:b w:val="0"/>
+        </w:rPr>
+        <w:t>Point to the given fact that matters most. Explain why it matters.</w:t>
+      </w:r>
+    </w:p>
+    <w:p>
+      <w:pPr>
+        <w:pStyle w:val="Heading3"/>
+      </w:pPr>
+      <w:r>
+        <w:t>My picture explanation, deciding evidence and one limit</w:t>
+      </w:r>
+    </w:p>
+    <w:p>
+      <w:r>
+        <w:t>________________________________________________________________</w:t>
+      </w:r>
+    </w:p>
+    <w:p>
+      <w:r>
+        <w:t>________________________________________________________________</w:t>
+      </w:r>
+    </w:p>
+    <w:p>
+      <w:r>
+        <w:t>________________________________________________________________</w:t>
+      </w:r>
+    </w:p>
+    <w:p>
+      <w:r>
+        <w:t>________________________________________________________________</w:t>
+      </w:r>
+    </w:p>
+    <w:p>
+      <w:pPr>
+        <w:pStyle w:val="Heading3"/>
+      </w:pPr>
+      <w:r>
+        <w:t>02. Follow the deciding steps</w:t>
+      </w:r>
+    </w:p>
+    <w:p>
+      <w:r>
+        <w:drawing>
+          <wp:inline xmlns:a="http://schemas.openxmlformats.org/drawingml/2006/main" xmlns:pic="http://schemas.openxmlformats.org/drawingml/2006/picture">
+            <wp:extent cx="5486400" cy="4005072"/>
+            <wp:docPr id="3" name="Picture 3" descr="Retrieve G2: Use the approved card for the supplied watering claim. → Draft with attribution: Phrase that claim and identify G2 as its source. → Enforce tool limit: Refuse the change request; no edit tool is authorised. → Check final trace: Confirm factual agreement and absence of forbidden action."/>
+            <wp:cNvGraphicFramePr>
+              <a:graphicFrameLocks noChangeAspect="1"/>
+            </wp:cNvGraphicFramePr>
+            <a:graphic>
+              <a:graphicData uri="http://schemas.openxmlformats.org/drawingml/2006/picture">
+                <pic:pic>
+                  <pic:nvPicPr>
+                    <pic:cNvPr id="0" name="academy-story-ai-6-33-02.png"/>
+                    <pic:cNvPicPr/>
+                  </pic:nvPicPr>
+                  <pic:blipFill>
+                    <a:blip r:embed="rId11"/>
+                    <a:stretch>
+                      <a:fillRect/>
+                    </a:stretch>
+                  </pic:blipFill>
+                  <pic:spPr>
+                    <a:xfrm>
+                      <a:off x="0" y="0"/>
+                      <a:ext cx="5486400" cy="4005072"/>
+                    </a:xfrm>
+                    <a:prstGeom prst="rect"/>
+                  </pic:spPr>
+                </pic:pic>
+              </a:graphicData>
+            </a:graphic>
+          </wp:inline>
+        </w:drawing>
+      </w:r>
+    </w:p>
+    <w:p>
+      <w:pPr>
+        <w:spacing w:line="336" w:lineRule="auto" w:after="180"/>
+      </w:pPr>
+      <w:r>
+        <w:rPr>
+          <w:b w:val="0"/>
+        </w:rPr>
+        <w:t>Retrieve G2: Use the approved card for the supplied watering claim. → Draft with attribution: Phrase that claim and identify G2 as its source. → Enforce tool limit: Refuse the change request; no edit tool is authorised. → Check final trace: Confirm factual agreement and absence of forbidden action.</w:t>
+      </w:r>
+    </w:p>
+    <w:p>
+      <w:pPr>
+        <w:spacing w:line="336" w:lineRule="auto" w:after="180"/>
+        <w:shd w:fill="F5F1FB"/>
+      </w:pPr>
+      <w:r>
+        <w:rPr>
+          <w:b w:val="0"/>
+        </w:rPr>
+        <w:t xml:space="preserve">Point to each numbered stage and explain which recorded </w:t>
+      </w:r>
+      <w:r>
+        <w:rPr>
+          <w:b/>
+        </w:rPr>
+        <w:t>input</w:t>
+      </w:r>
+      <w:r>
+        <w:rPr>
+          <w:b w:val="0"/>
+        </w:rPr>
+        <w:t xml:space="preserve"> it uses.</w:t>
+      </w:r>
+    </w:p>
+    <w:p>
+      <w:pPr>
+        <w:pStyle w:val="Heading3"/>
+      </w:pPr>
+      <w:r>
+        <w:t>My picture explanation, deciding evidence and one limit</w:t>
+      </w:r>
+    </w:p>
+    <w:p>
+      <w:r>
+        <w:t>________________________________________________________________</w:t>
+      </w:r>
+    </w:p>
+    <w:p>
+      <w:r>
+        <w:t>________________________________________________________________</w:t>
+      </w:r>
+    </w:p>
+    <w:p>
+      <w:r>
+        <w:t>________________________________________________________________</w:t>
+      </w:r>
+    </w:p>
+    <w:p>
+      <w:r>
+        <w:t>________________________________________________________________</w:t>
+      </w:r>
+    </w:p>
+    <w:p>
+      <w:pPr>
+        <w:pStyle w:val="Heading3"/>
+      </w:pPr>
+      <w:r>
+        <w:t>03. Capstone service implementation — evidence trace</w:t>
+      </w:r>
+    </w:p>
+    <w:p>
+      <w:r>
+        <w:drawing>
+          <wp:inline xmlns:a="http://schemas.openxmlformats.org/drawingml/2006/main" xmlns:pic="http://schemas.openxmlformats.org/drawingml/2006/picture">
+            <wp:extent cx="5486400" cy="2843784"/>
+            <wp:docPr id="4" name="Picture 4" descr="Capstone service implementation — evidence trace. Room A has approval and capacity12; room B lacks approval; teacher guide T is restricted. Student requests each. | Validate request, establish session role, filter sources, lookup matching current records, return supported or review, validate output and log minimised metadata. | A supported12; B review with null claims; T denied before lookup. The implementation must expose these distinct outcomes."/>
+            <wp:cNvGraphicFramePr>
+              <a:graphicFrameLocks noChangeAspect="1"/>
+            </wp:cNvGraphicFramePr>
+            <a:graphic>
+              <a:graphicData uri="http://schemas.openxmlformats.org/drawingml/2006/picture">
+                <pic:pic>
+                  <pic:nvPicPr>
+                    <pic:cNvPr id="0" name="academy-story-ai-6-33-03.png"/>
+                    <pic:cNvPicPr/>
+                  </pic:nvPicPr>
+                  <pic:blipFill>
+                    <a:blip r:embed="rId12"/>
+                    <a:stretch>
+                      <a:fillRect/>
+                    </a:stretch>
+                  </pic:blipFill>
+                  <pic:spPr>
+                    <a:xfrm>
+                      <a:off x="0" y="0"/>
+                      <a:ext cx="5486400" cy="2843784"/>
+                    </a:xfrm>
+                    <a:prstGeom prst="rect"/>
+                  </pic:spPr>
+                </pic:pic>
+              </a:graphicData>
+            </a:graphic>
+          </wp:inline>
+        </w:drawing>
+      </w:r>
+    </w:p>
+    <w:p>
+      <w:pPr>
+        <w:spacing w:line="336" w:lineRule="auto" w:after="180"/>
+      </w:pPr>
+      <w:r>
+        <w:rPr>
+          <w:b w:val="0"/>
+        </w:rPr>
+        <w:t xml:space="preserve">Capstone </w:t>
+      </w:r>
+      <w:r>
+        <w:rPr>
+          <w:b/>
+        </w:rPr>
+        <w:t>service implementation</w:t>
+      </w:r>
+      <w:r>
+        <w:rPr>
+          <w:b w:val="0"/>
+        </w:rPr>
+        <w:t xml:space="preserve"> — </w:t>
+      </w:r>
+      <w:r>
+        <w:rPr>
+          <w:b/>
+        </w:rPr>
+        <w:t>evidence</w:t>
+      </w:r>
+      <w:r>
+        <w:rPr>
+          <w:b w:val="0"/>
+        </w:rPr>
+        <w:t xml:space="preserve"> trace. Room A has approval and capacity12; room B lacks approval; teacher guide T is restricted.</w:t>
+      </w:r>
+    </w:p>
+    <w:p>
+      <w:pPr>
+        <w:spacing w:line="336" w:lineRule="auto" w:after="180"/>
+      </w:pPr>
+      <w:r>
+        <w:rPr>
+          <w:b w:val="0"/>
+        </w:rPr>
+        <w:t xml:space="preserve">Student requests each. | Validate request, establish session role, filter sources, lookup matching current records, return supported or review, validate </w:t>
+      </w:r>
+      <w:r>
+        <w:rPr>
+          <w:b/>
+        </w:rPr>
+        <w:t>output</w:t>
+      </w:r>
+      <w:r>
+        <w:rPr>
+          <w:b w:val="0"/>
+        </w:rPr>
+        <w:t xml:space="preserve"> and log minimised metadata. | A supported12; B review with null claims; T denied before lookup.</w:t>
+      </w:r>
+    </w:p>
+    <w:p>
+      <w:pPr>
+        <w:spacing w:line="336" w:lineRule="auto" w:after="180"/>
+      </w:pPr>
+      <w:r>
+        <w:rPr>
+          <w:b w:val="0"/>
+        </w:rPr>
+        <w:t>The implementation must expose these distinct outcomes.</w:t>
+      </w:r>
+    </w:p>
+    <w:p>
+      <w:pPr>
+        <w:spacing w:line="336" w:lineRule="auto" w:after="180"/>
+        <w:shd w:fill="F5F1FB"/>
+      </w:pPr>
+      <w:r>
+        <w:rPr>
+          <w:b w:val="0"/>
+        </w:rPr>
+        <w:t>Read the labels and values. Explain the relationship the model shows.</w:t>
+      </w:r>
+    </w:p>
+    <w:p>
+      <w:pPr>
+        <w:pStyle w:val="Heading3"/>
+      </w:pPr>
+      <w:r>
+        <w:t>My picture explanation, deciding evidence and one limit</w:t>
+      </w:r>
+    </w:p>
+    <w:p>
+      <w:r>
+        <w:t>________________________________________________________________</w:t>
+      </w:r>
+    </w:p>
+    <w:p>
+      <w:r>
+        <w:t>________________________________________________________________</w:t>
+      </w:r>
+    </w:p>
+    <w:p>
+      <w:r>
+        <w:t>________________________________________________________________</w:t>
+      </w:r>
+    </w:p>
+    <w:p>
+      <w:r>
+        <w:t>________________________________________________________________</w:t>
+      </w:r>
+    </w:p>
+    <w:p>
+      <w:pPr>
+        <w:pStyle w:val="Heading3"/>
+      </w:pPr>
+      <w:r>
+        <w:t>04. Change one thing. Trace what follows.</w:t>
+      </w:r>
+    </w:p>
+    <w:p>
+      <w:r>
+        <w:drawing>
+          <wp:inline xmlns:a="http://schemas.openxmlformats.org/drawingml/2006/main" xmlns:pic="http://schemas.openxmlformats.org/drawingml/2006/picture">
+            <wp:extent cx="5486400" cy="3026664"/>
+            <wp:docPr id="5" name="Picture 5" descr="Original case: Confirm factual agreement and absence of forbidden action. Changed condition: Remove G2 from the approved collection. Expected result: Return unsupported for the fact request; editing remains prohibited. Reason: Grounding needs a present source while authority comes from the independent contract."/>
+            <wp:cNvGraphicFramePr>
+              <a:graphicFrameLocks noChangeAspect="1"/>
+            </wp:cNvGraphicFramePr>
+            <a:graphic>
+              <a:graphicData uri="http://schemas.openxmlformats.org/drawingml/2006/picture">
+                <pic:pic>
+                  <pic:nvPicPr>
+                    <pic:cNvPr id="0" name="academy-story-ai-6-33-04.png"/>
+                    <pic:cNvPicPr/>
+                  </pic:nvPicPr>
+                  <pic:blipFill>
+                    <a:blip r:embed="rId13"/>
+                    <a:stretch>
+                      <a:fillRect/>
+                    </a:stretch>
+                  </pic:blipFill>
+                  <pic:spPr>
+                    <a:xfrm>
+                      <a:off x="0" y="0"/>
+                      <a:ext cx="5486400" cy="3026664"/>
+                    </a:xfrm>
+                    <a:prstGeom prst="rect"/>
+                  </pic:spPr>
+                </pic:pic>
+              </a:graphicData>
+            </a:graphic>
+          </wp:inline>
+        </w:drawing>
+      </w:r>
+    </w:p>
+    <w:p>
+      <w:pPr>
+        <w:spacing w:line="336" w:lineRule="auto" w:after="180"/>
+      </w:pPr>
+      <w:r>
+        <w:rPr>
+          <w:b w:val="0"/>
+        </w:rPr>
+        <w:t>Original case: Confirm factual agreement and absence of forbidden action. Changed condition: Remove G2 from the approved collection. Expected result: Return unsupported for the fact request; editing remains prohibited.</w:t>
+      </w:r>
+    </w:p>
+    <w:p>
+      <w:pPr>
+        <w:spacing w:line="336" w:lineRule="auto" w:after="180"/>
+      </w:pPr>
+      <w:r>
+        <w:rPr>
+          <w:b w:val="0"/>
+        </w:rPr>
+        <w:t>Reason: Grounding needs a present source while authority comes from the independent contract.</w:t>
+      </w:r>
+    </w:p>
+    <w:p>
+      <w:pPr>
+        <w:spacing w:line="336" w:lineRule="auto" w:after="180"/>
+        <w:shd w:fill="F5F1FB"/>
+      </w:pPr>
+      <w:r>
+        <w:rPr>
+          <w:b w:val="0"/>
+        </w:rPr>
+        <w:t>Predict before checking the worked changed-case result. Name what changed and what the supplied facts allow you to conclude.</w:t>
+      </w:r>
+    </w:p>
+    <w:p>
+      <w:pPr>
+        <w:pStyle w:val="Heading3"/>
+      </w:pPr>
+      <w:r>
+        <w:t>My picture explanation, deciding evidence and one limit</w:t>
+      </w:r>
+    </w:p>
+    <w:p>
+      <w:r>
+        <w:t>________________________________________________________________</w:t>
+      </w:r>
+    </w:p>
+    <w:p>
+      <w:r>
+        <w:t>________________________________________________________________</w:t>
+      </w:r>
+    </w:p>
+    <w:p>
+      <w:r>
+        <w:t>________________________________________________________________</w:t>
+      </w:r>
+    </w:p>
+    <w:p>
+      <w:r>
+        <w:t>________________________________________________________________</w:t>
+      </w:r>
+    </w:p>
+    <w:p>
+      <w:pPr>
+        <w:pStyle w:val="Heading3"/>
+      </w:pPr>
+      <w:r>
+        <w:t>05. Connect the explanation to its limit</w:t>
+      </w:r>
+    </w:p>
+    <w:p>
+      <w:r>
+        <w:drawing>
+          <wp:inline xmlns:a="http://schemas.openxmlformats.org/drawingml/2006/main" xmlns:pic="http://schemas.openxmlformats.org/drawingml/2006/picture">
+            <wp:extent cx="5486400" cy="2834640"/>
+            <wp:docPr id="6" name="Picture 6" descr="Implementation joins retrieval, drafting, checking and authority in one observable path. Describing an edit does not authorise performing it. Limit: A three-card prototype provides bounded evidence, not production reliability or independent gardening expertise."/>
+            <wp:cNvGraphicFramePr>
+              <a:graphicFrameLocks noChangeAspect="1"/>
+            </wp:cNvGraphicFramePr>
+            <a:graphic>
+              <a:graphicData uri="http://schemas.openxmlformats.org/drawingml/2006/picture">
+                <pic:pic>
+                  <pic:nvPicPr>
+                    <pic:cNvPr id="0" name="academy-story-ai-6-33-05.png"/>
+                    <pic:cNvPicPr/>
+                  </pic:nvPicPr>
+                  <pic:blipFill>
+                    <a:blip r:embed="rId14"/>
+                    <a:stretch>
+                      <a:fillRect/>
+                    </a:stretch>
+                  </pic:blipFill>
+                  <pic:spPr>
+                    <a:xfrm>
+                      <a:off x="0" y="0"/>
+                      <a:ext cx="5486400" cy="2834640"/>
+                    </a:xfrm>
+                    <a:prstGeom prst="rect"/>
+                  </pic:spPr>
+                </pic:pic>
+              </a:graphicData>
+            </a:graphic>
+          </wp:inline>
+        </w:drawing>
+      </w:r>
+    </w:p>
+    <w:p>
+      <w:pPr>
+        <w:spacing w:line="336" w:lineRule="auto" w:after="180"/>
+      </w:pPr>
+      <w:r>
+        <w:rPr>
+          <w:b w:val="0"/>
+        </w:rPr>
+        <w:t>Implementation joins retrieval, drafting, checking and authority in one observable path. Describing an edit does not authorise performing it.</w:t>
+      </w:r>
+    </w:p>
+    <w:p>
+      <w:pPr>
+        <w:spacing w:line="336" w:lineRule="auto" w:after="180"/>
+      </w:pPr>
+      <w:r>
+        <w:rPr>
+          <w:b w:val="0"/>
+        </w:rPr>
+        <w:t xml:space="preserve">Limit: A three-card prototype provides bounded </w:t>
+      </w:r>
+      <w:r>
+        <w:rPr>
+          <w:b/>
+        </w:rPr>
+        <w:t>evidence</w:t>
+      </w:r>
+      <w:r>
+        <w:rPr>
+          <w:b w:val="0"/>
+        </w:rPr>
+        <w:t>, not production reliability or independent gardening expertise.</w:t>
+      </w:r>
+    </w:p>
+    <w:p>
+      <w:pPr>
+        <w:spacing w:line="336" w:lineRule="auto" w:after="180"/>
+        <w:shd w:fill="F5F1FB"/>
+      </w:pPr>
+      <w:r>
+        <w:rPr>
+          <w:b w:val="0"/>
+        </w:rPr>
+        <w:t>Explain the case, then point to a limit on the claim.</w:t>
+      </w:r>
+    </w:p>
+    <w:p>
+      <w:pPr>
+        <w:pStyle w:val="Heading3"/>
+      </w:pPr>
+      <w:r>
+        <w:t>My picture explanation, deciding evidence and one limit</w:t>
+      </w:r>
+    </w:p>
+    <w:p>
+      <w:r>
+        <w:t>________________________________________________________________</w:t>
+      </w:r>
+    </w:p>
+    <w:p>
+      <w:r>
+        <w:t>________________________________________________________________</w:t>
+      </w:r>
+    </w:p>
+    <w:p>
+      <w:r>
+        <w:t>________________________________________________________________</w:t>
+      </w:r>
+    </w:p>
+    <w:p>
+      <w:r>
+        <w:t>________________________________________________________________</w:t>
+      </w:r>
+    </w:p>
+    <w:p>
+      <w:pPr>
+        <w:pStyle w:val="Heading3"/>
+      </w:pPr>
+      <w:r>
+        <w:t>06. Make the idea visible in your project</w:t>
+      </w:r>
+    </w:p>
+    <w:p>
+      <w:r>
+        <w:drawing>
+          <wp:inline xmlns:a="http://schemas.openxmlformats.org/drawingml/2006/main" xmlns:pic="http://schemas.openxmlformats.org/drawingml/2006/picture">
+            <wp:extent cx="5486400" cy="3529584"/>
+            <wp:docPr id="7" name="Picture 7" descr="For the Grounded Learning Service, retain an annotated trace and the changed-case result. Name the contract or evidence that makes the deciding step valid, so another team can review it. Draw your input, deciding step, result and limit. Supported question: Trace the G2 fact request and edit request through the prototype. What can be returned, what cannot be done, and how does removing G2 change those two outcomes?"/>
+            <wp:cNvGraphicFramePr>
+              <a:graphicFrameLocks noChangeAspect="1"/>
+            </wp:cNvGraphicFramePr>
+            <a:graphic>
+              <a:graphicData uri="http://schemas.openxmlformats.org/drawingml/2006/picture">
+                <pic:pic>
+                  <pic:nvPicPr>
+                    <pic:cNvPr id="0" name="academy-story-ai-6-33-06.png"/>
+                    <pic:cNvPicPr/>
+                  </pic:nvPicPr>
+                  <pic:blipFill>
+                    <a:blip r:embed="rId15"/>
+                    <a:stretch>
+                      <a:fillRect/>
+                    </a:stretch>
+                  </pic:blipFill>
+                  <pic:spPr>
+                    <a:xfrm>
+                      <a:off x="0" y="0"/>
+                      <a:ext cx="5486400" cy="3529584"/>
+                    </a:xfrm>
+                    <a:prstGeom prst="rect"/>
+                  </pic:spPr>
+                </pic:pic>
+              </a:graphicData>
+            </a:graphic>
+          </wp:inline>
+        </w:drawing>
+      </w:r>
+    </w:p>
+    <w:p>
+      <w:pPr>
+        <w:spacing w:line="336" w:lineRule="auto" w:after="180"/>
+      </w:pPr>
+      <w:r>
+        <w:rPr>
+          <w:b w:val="0"/>
+        </w:rPr>
+        <w:t xml:space="preserve">For the Grounded Learning Service, retain an annotated trace and the changed-case result. Name the contract or </w:t>
+      </w:r>
+      <w:r>
+        <w:rPr>
+          <w:b/>
+        </w:rPr>
+        <w:t>evidence</w:t>
+      </w:r>
+      <w:r>
+        <w:rPr>
+          <w:b w:val="0"/>
+        </w:rPr>
+        <w:t xml:space="preserve"> that makes the deciding step valid, so another team can review it.</w:t>
+      </w:r>
+    </w:p>
+    <w:p>
+      <w:pPr>
+        <w:spacing w:line="336" w:lineRule="auto" w:after="180"/>
+      </w:pPr>
+      <w:r>
+        <w:rPr>
+          <w:b w:val="0"/>
+        </w:rPr>
+        <w:t xml:space="preserve">Draw your </w:t>
+      </w:r>
+      <w:r>
+        <w:rPr>
+          <w:b/>
+        </w:rPr>
+        <w:t>input</w:t>
+      </w:r>
+      <w:r>
+        <w:rPr>
+          <w:b w:val="0"/>
+        </w:rPr>
+        <w:t>, deciding step, result and limit. Supported question: Trace the G2 fact request and edit request through the prototype.</w:t>
+      </w:r>
+    </w:p>
+    <w:p>
+      <w:pPr>
+        <w:spacing w:line="336" w:lineRule="auto" w:after="180"/>
+      </w:pPr>
+      <w:r>
+        <w:rPr>
+          <w:b w:val="0"/>
+        </w:rPr>
+        <w:t>What can be returned, what cannot be done, and how does removing G2 change those two outcomes?</w:t>
+      </w:r>
+    </w:p>
+    <w:p>
+      <w:pPr>
+        <w:spacing w:line="336" w:lineRule="auto" w:after="180"/>
+        <w:shd w:fill="F5F1FB"/>
+      </w:pPr>
+      <w:r>
+        <w:rPr>
+          <w:b w:val="0"/>
+        </w:rPr>
+        <w:t xml:space="preserve">Draw your project trace and justify the deciding step using </w:t>
+      </w:r>
+      <w:r>
+        <w:rPr>
+          <w:b/>
+        </w:rPr>
+        <w:t>evidence</w:t>
+      </w:r>
+      <w:r>
+        <w:rPr>
+          <w:b w:val="0"/>
+        </w:rPr>
+        <w:t>.</w:t>
+      </w:r>
+    </w:p>
+    <w:p>
+      <w:pPr>
+        <w:pStyle w:val="Heading3"/>
+      </w:pPr>
+      <w:r>
+        <w:t>My picture explanation, deciding evidence and one limit</w:t>
       </w:r>
     </w:p>
     <w:p>

--- a/downloads/workbook/ai-6-week-33.docx
+++ b/downloads/workbook/ai-6-week-33.docx
@@ -168,6 +168,72 @@
     <w:p>
       <w:r>
         <w:t>________________________________________________________________</w:t>
+      </w:r>
+    </w:p>
+    <w:p>
+      <w:pPr>
+        <w:pStyle w:val="Heading3"/>
+      </w:pPr>
+      <w:r>
+        <w:t>Lesson reference for workbook practice</w:t>
+      </w:r>
+    </w:p>
+    <w:p>
+      <w:pPr>
+        <w:spacing w:line="336" w:lineRule="auto" w:after="180"/>
+        <w:shd w:fill="F1F6F8"/>
+      </w:pPr>
+      <w:r>
+        <w:rPr>
+          <w:b w:val="0"/>
+        </w:rPr>
+        <w:t>Use this reference for the original W1–W3 and W5 exercises. The separately named independent case supplies its own changed facts; use those facts for that attempt before feedback.</w:t>
+      </w:r>
+    </w:p>
+    <w:p>
+      <w:pPr>
+        <w:spacing w:line="336" w:lineRule="auto" w:after="180"/>
+      </w:pPr>
+      <w:r>
+        <w:rPr>
+          <w:b w:val="0"/>
+        </w:rPr>
+        <w:t xml:space="preserve">The engineering capstone implements a bounded read-only room service with testable interfaces. Start with a </w:t>
+      </w:r>
+      <w:r>
+        <w:rPr>
+          <w:b/>
+        </w:rPr>
+        <w:t>deterministic baseline</w:t>
+      </w:r>
+      <w:r>
+        <w:rPr>
+          <w:b w:val="0"/>
+        </w:rPr>
+        <w:t xml:space="preserve"> before optional model wording.</w:t>
+      </w:r>
+    </w:p>
+    <w:p>
+      <w:pPr>
+        <w:spacing w:line="336" w:lineRule="auto" w:after="180"/>
+      </w:pPr>
+      <w:r>
+        <w:rPr>
+          <w:b w:val="0"/>
+        </w:rPr>
+        <w:t xml:space="preserve">Validate request, establish session role, filter sources, lookup matching current records, return supported or review, validate </w:t>
+      </w:r>
+      <w:r>
+        <w:rPr>
+          <w:b/>
+        </w:rPr>
+        <w:t>output</w:t>
+      </w:r>
+      <w:r>
+        <w:rPr>
+          <w:b w:val="0"/>
+        </w:rPr>
+        <w:t xml:space="preserve"> and log minimised metadata. Keep side-effect tools absent.</w:t>
       </w:r>
     </w:p>
     <w:p>
@@ -425,7 +491,7 @@
         <w:rPr>
           <w:b w:val="0"/>
         </w:rPr>
-        <w:t>Room C has current approval and capacity0; D lacks register. Student requests C, D.</w:t>
+        <w:t>Room C has current approval and capacity 0; D lacks register. Student requests C, D.</w:t>
       </w:r>
     </w:p>
     <w:p>
@@ -601,7 +667,7 @@
         <w:rPr>
           <w:b w:val="0"/>
         </w:rPr>
-        <w:t>Room A has approval and capacity12; room B lacks approval; teacher guide T is restricted. Student requests each. Show the intermediate steps and give the conclusion with its scope.</w:t>
+        <w:t>Room A has approval and capacity 12; room B lacks approval; teacher guide T is restricted. Student requests each. Show the intermediate steps and give the conclusion with its scope.</w:t>
       </w:r>
     </w:p>
     <w:p>
@@ -741,7 +807,7 @@
         <w:rPr>
           <w:b w:val="0"/>
         </w:rPr>
-        <w:t>Room C has current approval and capacity0; D lacks register. Student requests C, D.</w:t>
+        <w:t>Room C has current approval and capacity 0; D lacks register. Student requests C, D.</w:t>
       </w:r>
     </w:p>
     <w:p>
@@ -903,7 +969,7 @@
         <w:rPr>
           <w:b w:val="0"/>
         </w:rPr>
-        <w:t xml:space="preserve"> pack: Room C has current approval and capacity0; D lacks register. Student requests C, D.</w:t>
+        <w:t xml:space="preserve"> pack: Room C has current approval and capacity 0; D lacks register. Student requests C, D.</w:t>
       </w:r>
     </w:p>
     <w:p>
@@ -2283,7 +2349,7 @@
         <w:drawing>
           <wp:inline xmlns:a="http://schemas.openxmlformats.org/drawingml/2006/main" xmlns:pic="http://schemas.openxmlformats.org/drawingml/2006/picture">
             <wp:extent cx="5486400" cy="2843784"/>
-            <wp:docPr id="4" name="Picture 4" descr="Capstone service implementation — evidence trace. Room A has approval and capacity12; room B lacks approval; teacher guide T is restricted. Student requests each. | Validate request, establish session role, filter sources, lookup matching current records, return supported or review, validate output and log minimised metadata. | A supported12; B review with null claims; T denied before lookup. The implementation must expose these distinct outcomes."/>
+            <wp:docPr id="4" name="Picture 4" descr="Capstone service implementation — evidence trace. Room A has approval and capacity 12; room B lacks approval; teacher guide T is restricted. Student requests each. | Validate request, establish session role, filter sources, lookup matching current records, return supported or review, validate output and log minimised metadata. | A supported 12; B review with null claims; T denied before lookup. The implementation must expose these distinct outcomes."/>
             <wp:cNvGraphicFramePr>
               <a:graphicFrameLocks noChangeAspect="1"/>
             </wp:cNvGraphicFramePr>
@@ -2346,7 +2412,7 @@
         <w:rPr>
           <w:b w:val="0"/>
         </w:rPr>
-        <w:t xml:space="preserve"> trace. Room A has approval and capacity12; room B lacks approval; teacher guide T is restricted.</w:t>
+        <w:t xml:space="preserve"> trace. Room A has approval and capacity 12; room B lacks approval; teacher guide T is restricted.</w:t>
       </w:r>
     </w:p>
     <w:p>
@@ -2369,7 +2435,7 @@
         <w:rPr>
           <w:b w:val="0"/>
         </w:rPr>
-        <w:t xml:space="preserve"> and log minimised metadata. | A supported12; B review with null claims; T denied before lookup.</w:t>
+        <w:t xml:space="preserve"> and log minimised metadata. | A supported 12; B review with null claims; T denied before lookup.</w:t>
       </w:r>
     </w:p>
     <w:p>

--- a/downloads/workbook/ai-6-week-33.docx
+++ b/downloads/workbook/ai-6-week-33.docx
@@ -25,22 +25,45 @@
         <w:pStyle w:val="Heading1"/>
       </w:pPr>
       <w:r>
-        <w:t>01. Recall and choose your starting point</w:t>
-      </w:r>
-    </w:p>
-    <w:p>
-      <w:r>
-        <w:t>Record your starting explanation for Capstone service implementation before opening notes. Show any later correction separately.</w:t>
-      </w:r>
-    </w:p>
-    <w:p>
-      <w:pPr>
-        <w:spacing w:line="336" w:lineRule="auto" w:after="180"/>
-      </w:pPr>
-      <w:r>
-        <w:rPr>
-          <w:b w:val="0"/>
-        </w:rPr>
+        <w:t>One complete capstone interface and evidence trace.</w:t>
+      </w:r>
+    </w:p>
+    <w:p>
+      <w:r>
+        <w:t>Keep request contract, trusted scope, current source, output schema, trace, minimized logs and remaining limits together.</w:t>
+      </w:r>
+    </w:p>
+    <w:p>
+      <w:r>
+        <w:t>Recall → W1–W3/W5 → independent zero/missing case → service baseline project → delayed return.</w:t>
+      </w:r>
+    </w:p>
+    <w:p>
+      <w:pPr>
+        <w:pStyle w:val="Heading1"/>
+      </w:pPr>
+      <w:r>
+        <w:t>01. Recall · Retrieve before notes</w:t>
+      </w:r>
+    </w:p>
+    <w:p>
+      <w:r>
+        <w:t>Keep this task’s inputs,rule and response together.</w:t>
+      </w:r>
+    </w:p>
+    <w:p>
+      <w:pPr>
+        <w:pStyle w:val="Heading2"/>
+      </w:pPr>
+      <w:r>
+        <w:t>Complete task and evidence</w:t>
+      </w:r>
+    </w:p>
+    <w:p>
+      <w:pPr>
+        <w:pStyle w:val="ListBullet"/>
+      </w:pPr>
+      <w:r>
         <w:t>Try the recall before opening notes. Then use a different colour or a labelled second line to correct your explanation.</w:t>
       </w:r>
     </w:p>
@@ -54,12 +77,9 @@
     </w:p>
     <w:p>
       <w:pPr>
-        <w:spacing w:line="336" w:lineRule="auto" w:after="180"/>
-      </w:pPr>
-      <w:r>
-        <w:rPr>
-          <w:b w:val="0"/>
-        </w:rPr>
+        <w:pStyle w:val="ListBullet"/>
+      </w:pPr>
+      <w:r>
         <w:t>Without opening the old lesson, explain one key idea from Documentation and operational readiness. Give an example and a mistake that the idea helps you avoid.</w:t>
       </w:r>
     </w:p>
@@ -96,12 +116,9 @@
     </w:p>
     <w:p>
       <w:pPr>
-        <w:spacing w:line="336" w:lineRule="auto" w:after="180"/>
-      </w:pPr>
-      <w:r>
-        <w:rPr>
-          <w:b w:val="0"/>
-        </w:rPr>
+        <w:pStyle w:val="ListBullet"/>
+      </w:pPr>
+      <w:r>
         <w:t>Without opening the old lesson, explain one key idea from Security and privacy review. Give an example and a mistake that the idea helps you avoid.</w:t>
       </w:r>
     </w:p>
@@ -138,12 +155,9 @@
     </w:p>
     <w:p>
       <w:pPr>
-        <w:spacing w:line="336" w:lineRule="auto" w:after="180"/>
-      </w:pPr>
-      <w:r>
-        <w:rPr>
-          <w:b w:val="0"/>
-        </w:rPr>
+        <w:pStyle w:val="ListBullet"/>
+      </w:pPr>
+      <w:r>
         <w:t>Without opening the old lesson, explain one key idea from Human escalation workflows. Give an example and a mistake that the idea helps you avoid.</w:t>
       </w:r>
     </w:p>
@@ -180,60 +194,26 @@
     </w:p>
     <w:p>
       <w:pPr>
-        <w:spacing w:line="336" w:lineRule="auto" w:after="180"/>
-        <w:shd w:fill="F1F6F8"/>
-      </w:pPr>
-      <w:r>
-        <w:rPr>
-          <w:b w:val="0"/>
-        </w:rPr>
+        <w:pStyle w:val="ListBullet"/>
+      </w:pPr>
+      <w:r>
         <w:t>Use this reference for the original W1–W3 and W5 exercises. The separately named independent case supplies its own changed facts; use those facts for that attempt before feedback.</w:t>
       </w:r>
     </w:p>
     <w:p>
       <w:pPr>
-        <w:spacing w:line="336" w:lineRule="auto" w:after="180"/>
-      </w:pPr>
-      <w:r>
-        <w:rPr>
-          <w:b w:val="0"/>
-        </w:rPr>
-        <w:t xml:space="preserve">The engineering capstone implements a bounded read-only room service with testable interfaces. Start with a </w:t>
-      </w:r>
-      <w:r>
-        <w:rPr>
-          <w:b/>
-        </w:rPr>
-        <w:t>deterministic baseline</w:t>
-      </w:r>
-      <w:r>
-        <w:rPr>
-          <w:b w:val="0"/>
-        </w:rPr>
-        <w:t xml:space="preserve"> before optional model wording.</w:t>
-      </w:r>
-    </w:p>
-    <w:p>
-      <w:pPr>
-        <w:spacing w:line="336" w:lineRule="auto" w:after="180"/>
-      </w:pPr>
-      <w:r>
-        <w:rPr>
-          <w:b w:val="0"/>
-        </w:rPr>
-        <w:t xml:space="preserve">Validate request, establish session role, filter sources, lookup matching current records, return supported or review, validate </w:t>
-      </w:r>
-      <w:r>
-        <w:rPr>
-          <w:b/>
-        </w:rPr>
-        <w:t>output</w:t>
-      </w:r>
-      <w:r>
-        <w:rPr>
-          <w:b w:val="0"/>
-        </w:rPr>
-        <w:t xml:space="preserve"> and log minimised metadata. Keep side-effect tools absent.</w:t>
+        <w:pStyle w:val="ListBullet"/>
+      </w:pPr>
+      <w:r>
+        <w:t>The engineering capstone implements a bounded read-only room service with testable interfaces. Start with a deterministic baseline before optional model wording.</w:t>
+      </w:r>
+    </w:p>
+    <w:p>
+      <w:pPr>
+        <w:pStyle w:val="ListBullet"/>
+      </w:pPr>
+      <w:r>
+        <w:t>Validate request, establish session role, filter sources, lookup matching current records, return supported or review, validate output and log minimised metadata. Keep side-effect tools absent.</w:t>
       </w:r>
     </w:p>
     <w:p>
@@ -241,135 +221,44 @@
         <w:pStyle w:val="Heading1"/>
       </w:pPr>
       <w:r>
-        <w:t>02. Practise with fading help</w:t>
-      </w:r>
-    </w:p>
-    <w:p>
-      <w:r>
-        <w:t>Complete the supported Capstone service implementation trace and record the first step you can explain without help.</w:t>
-      </w:r>
-    </w:p>
-    <w:p>
-      <w:pPr>
-        <w:spacing w:line="336" w:lineRule="auto" w:after="180"/>
-      </w:pPr>
-      <w:r>
-        <w:rPr>
-          <w:b w:val="0"/>
-        </w:rPr>
-        <w:t xml:space="preserve">Use W2: Trace the worked case for Capstone </w:t>
-      </w:r>
-      <w:r>
-        <w:rPr>
-          <w:b/>
-        </w:rPr>
-        <w:t>service implementation</w:t>
-      </w:r>
-      <w:r>
-        <w:rPr>
-          <w:b w:val="0"/>
-        </w:rPr>
-        <w:t>. Record the answer once; the lesson and workbook refer to the same attempt.</w:t>
-      </w:r>
-    </w:p>
-    <w:tbl>
-      <w:tblPr>
-        <w:tblStyle w:val="LightShading-Accent1"/>
-        <w:tblW w:type="auto" w:w="0"/>
-        <w:tblLook w:firstColumn="1" w:firstRow="1" w:lastColumn="0" w:lastRow="0" w:noHBand="0" w:noVBand="1" w:val="04A0"/>
-      </w:tblPr>
-      <w:tblGrid>
-        <w:gridCol w:w="2556"/>
-        <w:gridCol w:w="2556"/>
-        <w:gridCol w:w="2556"/>
-        <w:gridCol w:w="2556"/>
-      </w:tblGrid>
-      <w:tr>
-        <w:trPr>
-          <w:tblHeader/>
-        </w:trPr>
-        <w:tc>
-          <w:tcPr>
-            <w:tcW w:type="dxa" w:w="2556"/>
-          </w:tcPr>
-          <w:p>
-            <w:r>
-              <w:t>Given inputs</w:t>
-            </w:r>
-          </w:p>
-        </w:tc>
-        <w:tc>
-          <w:tcPr>
-            <w:tcW w:type="dxa" w:w="2556"/>
-          </w:tcPr>
-          <w:p>
-            <w:r>
-              <w:t>Procedure I chose</w:t>
-            </w:r>
-          </w:p>
-        </w:tc>
-        <w:tc>
-          <w:tcPr>
-            <w:tcW w:type="dxa" w:w="2556"/>
-          </w:tcPr>
-          <w:p>
-            <w:r>
-              <w:t>Middle steps</w:t>
-            </w:r>
-          </w:p>
-        </w:tc>
-        <w:tc>
-          <w:tcPr>
-            <w:tcW w:type="dxa" w:w="2556"/>
-          </w:tcPr>
-          <w:p>
-            <w:r>
-              <w:t>Result and check</w:t>
-            </w:r>
-          </w:p>
-        </w:tc>
-      </w:tr>
-      <w:tr>
-        <w:tc>
-          <w:tcPr>
-            <w:tcW w:type="dxa" w:w="2556"/>
-          </w:tcPr>
-          <w:p>
-            <w:r/>
-          </w:p>
-        </w:tc>
-        <w:tc>
-          <w:tcPr>
-            <w:tcW w:type="dxa" w:w="2556"/>
-          </w:tcPr>
-          <w:p>
-            <w:r/>
-          </w:p>
-        </w:tc>
-        <w:tc>
-          <w:tcPr>
-            <w:tcW w:type="dxa" w:w="2556"/>
-          </w:tcPr>
-          <w:p>
-            <w:r/>
-          </w:p>
-        </w:tc>
-        <w:tc>
-          <w:tcPr>
-            <w:tcW w:type="dxa" w:w="2556"/>
-          </w:tcPr>
-          <w:p>
-            <w:r/>
-          </w:p>
-        </w:tc>
-      </w:tr>
-    </w:tbl>
+        <w:t>05. W1 · Explain the current example</w:t>
+      </w:r>
+    </w:p>
+    <w:p>
+      <w:r>
+        <w:t>Keep this task’s inputs,rule and response together.</w:t>
+      </w:r>
+    </w:p>
+    <w:p>
+      <w:pPr>
+        <w:pStyle w:val="Heading2"/>
+      </w:pPr>
+      <w:r>
+        <w:t>Complete task and evidence</w:t>
+      </w:r>
+    </w:p>
+    <w:p>
+      <w:pPr>
+        <w:pStyle w:val="ListBullet"/>
+      </w:pPr>
+      <w:r>
+        <w:t>A bounded capstone joins validation, trusted role, source filtering, current matching lookup, supported/review output checks and minimized logs. Main exact request is resource_id with one ASCII uppercase letter; unexpected role fields reject. Trusted student/teacher roles are supplied fixtures; unknown role denies. Fixed current version c1. A id A approved true capacity 12 source REG-A supports 12; B id B approved false capacity 8 REG-B reviews with null capacity/source; student T restricted-guide request denies before lookup. Teacher T reviews because this room endpoint does not implement guide retrieval. Supported record requires matching ID/version, approved true, exact nonnegative integer capacity and source ID. Keep zero distinct from missing; non-supported claims null. Main trace includes A/B only, and logs have status/data version. Separate garden picture uses exact read_G2/edit_G2 operations, approved G2 fictional mint-watering claim and attribution; edit denied with empty effects. Missing G2 means factual review/null claims while edit remains denied. No natural-language parser, model, real auth, booking, edit or independent gardening advice is implemented; source fixtures stay unchanged.</w:t>
+      </w:r>
+    </w:p>
+    <w:p>
+      <w:pPr>
+        <w:pStyle w:val="ListBullet"/>
+      </w:pPr>
+      <w:r>
+        <w:t>Explain the weekly mechanism in your own words. Use the worked scenario to name its input, decision rule and output.</w:t>
+      </w:r>
+    </w:p>
     <w:p>
       <w:pPr>
         <w:pStyle w:val="Heading3"/>
       </w:pPr>
       <w:r>
-        <w:t>The step I completed without help, and the hint I needed</w:t>
+        <w:t>My reasoning and evidence</w:t>
       </w:r>
     </w:p>
     <w:p>
@@ -388,50 +277,55 @@
       </w:r>
     </w:p>
     <w:p>
+      <w:r>
+        <w:t>________________________________________________________________</w:t>
+      </w:r>
+    </w:p>
+    <w:p>
+      <w:r>
+        <w:t>________________________________________________________________</w:t>
+      </w:r>
+    </w:p>
+    <w:p>
+      <w:r>
+        <w:t>________________________________________________________________</w:t>
+      </w:r>
+    </w:p>
+    <w:p>
       <w:pPr>
         <w:pStyle w:val="Heading1"/>
       </w:pPr>
       <w:r>
-        <w:t>03. Individual reasoning check</w:t>
-      </w:r>
-    </w:p>
-    <w:p>
-      <w:r>
-        <w:t>Check the proposed Capstone service implementation explanation against the supplied facts before discussing it.</w:t>
-      </w:r>
-    </w:p>
-    <w:p>
-      <w:pPr>
-        <w:spacing w:line="336" w:lineRule="auto" w:after="180"/>
-      </w:pPr>
-      <w:r>
-        <w:rPr>
-          <w:b w:val="0"/>
-        </w:rPr>
-        <w:t xml:space="preserve">Use the worked case for Capstone </w:t>
-      </w:r>
-      <w:r>
-        <w:rPr>
-          <w:b/>
-        </w:rPr>
-        <w:t>service implementation</w:t>
-      </w:r>
-      <w:r>
-        <w:rPr>
-          <w:b w:val="0"/>
-        </w:rPr>
-        <w:t>. Proposed explanation: “The worked result establishes every future case”. Decide whether this explanation is supported.</w:t>
-      </w:r>
-    </w:p>
-    <w:p>
-      <w:pPr>
-        <w:spacing w:line="336" w:lineRule="auto" w:after="180"/>
-      </w:pPr>
-      <w:r>
-        <w:rPr>
-          <w:b w:val="0"/>
-        </w:rPr>
-        <w:t>Point to the step or supplied fact that decides; explain your repair if needed.</w:t>
+        <w:t>06. W2 · Trace the calculation</w:t>
+      </w:r>
+    </w:p>
+    <w:p>
+      <w:r>
+        <w:t>Keep this task’s inputs,rule and response together.</w:t>
+      </w:r>
+    </w:p>
+    <w:p>
+      <w:pPr>
+        <w:pStyle w:val="Heading2"/>
+      </w:pPr>
+      <w:r>
+        <w:t>Complete task and evidence</w:t>
+      </w:r>
+    </w:p>
+    <w:p>
+      <w:pPr>
+        <w:pStyle w:val="ListBullet"/>
+      </w:pPr>
+      <w:r>
+        <w:t>A bounded capstone joins validation, trusted role, source filtering, current matching lookup, supported/review output checks and minimized logs. Main exact request is resource_id with one ASCII uppercase letter; unexpected role fields reject. Trusted student/teacher roles are supplied fixtures; unknown role denies. Fixed current version c1. A id A approved true capacity 12 source REG-A supports 12; B id B approved false capacity 8 REG-B reviews with null capacity/source; student T restricted-guide request denies before lookup. Teacher T reviews because this room endpoint does not implement guide retrieval. Supported record requires matching ID/version, approved true, exact nonnegative integer capacity and source ID. Keep zero distinct from missing; non-supported claims null. Main trace includes A/B only, and logs have status/data version. Separate garden picture uses exact read_G2/edit_G2 operations, approved G2 fictional mint-watering claim and attribution; edit denied with empty effects. Missing G2 means factual review/null claims while edit remains denied. No natural-language parser, model, real auth, booking, edit or independent gardening advice is implemented; source fixtures stay unchanged.</w:t>
+      </w:r>
+    </w:p>
+    <w:p>
+      <w:pPr>
+        <w:pStyle w:val="ListBullet"/>
+      </w:pPr>
+      <w:r>
+        <w:t>Room A has approval and capacity 12; room B lacks approval; teacher guide T is restricted. Student requests each. Show the intermediate steps and give the conclusion with its scope.</w:t>
       </w:r>
     </w:p>
     <w:p>
@@ -439,7 +333,7 @@
         <w:pStyle w:val="Heading3"/>
       </w:pPr>
       <w:r>
-        <w:t>My explanation before partner discussion</w:t>
+        <w:t>My reasoning and evidence</w:t>
       </w:r>
     </w:p>
     <w:p>
@@ -463,16 +357,55 @@
       </w:r>
     </w:p>
     <w:p>
+      <w:r>
+        <w:t>________________________________________________________________</w:t>
+      </w:r>
+    </w:p>
+    <w:p>
+      <w:r>
+        <w:t>________________________________________________________________</w:t>
+      </w:r>
+    </w:p>
+    <w:p>
+      <w:r>
+        <w:t>________________________________________________________________</w:t>
+      </w:r>
+    </w:p>
+    <w:p>
       <w:pPr>
         <w:pStyle w:val="Heading1"/>
       </w:pPr>
       <w:r>
-        <w:t>04. Independent transfer case</w:t>
-      </w:r>
-    </w:p>
-    <w:p>
-      <w:r>
-        <w:t>Write one first attempt at the reserved independent case before feedback. Repeated copies of that case refer to the same recorded attempt.</w:t>
+        <w:t>07. W3 · Repair a misconception</w:t>
+      </w:r>
+    </w:p>
+    <w:p>
+      <w:r>
+        <w:t>Keep this task’s inputs,rule and response together.</w:t>
+      </w:r>
+    </w:p>
+    <w:p>
+      <w:pPr>
+        <w:pStyle w:val="Heading2"/>
+      </w:pPr>
+      <w:r>
+        <w:t>Complete task and evidence</w:t>
+      </w:r>
+    </w:p>
+    <w:p>
+      <w:pPr>
+        <w:pStyle w:val="ListBullet"/>
+      </w:pPr>
+      <w:r>
+        <w:t>A bounded capstone joins validation, trusted role, source filtering, current matching lookup, supported/review output checks and minimized logs. Main exact request is resource_id with one ASCII uppercase letter; unexpected role fields reject. Trusted student/teacher roles are supplied fixtures; unknown role denies. Fixed current version c1. A id A approved true capacity 12 source REG-A supports 12; B id B approved false capacity 8 REG-B reviews with null capacity/source; student T restricted-guide request denies before lookup. Teacher T reviews because this room endpoint does not implement guide retrieval. Supported record requires matching ID/version, approved true, exact nonnegative integer capacity and source ID. Keep zero distinct from missing; non-supported claims null. Main trace includes A/B only, and logs have status/data version. Separate garden picture uses exact read_G2/edit_G2 operations, approved G2 fictional mint-watering claim and attribution; edit denied with empty effects. Missing G2 means factual review/null claims while edit remains denied. No natural-language parser, model, real auth, booking, edit or independent gardening advice is implemented; source fixtures stay unchanged.</w:t>
+      </w:r>
+    </w:p>
+    <w:p>
+      <w:pPr>
+        <w:pStyle w:val="ListBullet"/>
+      </w:pPr>
+      <w:r>
+        <w:t>A report omits this qualification: An implemented baseline must still pass integration, access and failure checks before release. Explain how omitting it could change a reader's interpretation, and write an accurate replacement.</w:t>
       </w:r>
     </w:p>
     <w:p>
@@ -480,17 +413,153 @@
         <w:pStyle w:val="Heading3"/>
       </w:pPr>
       <w:r>
+        <w:t>My reasoning and evidence</w:t>
+      </w:r>
+    </w:p>
+    <w:p>
+      <w:r>
+        <w:t>________________________________________________________________</w:t>
+      </w:r>
+    </w:p>
+    <w:p>
+      <w:r>
+        <w:t>________________________________________________________________</w:t>
+      </w:r>
+    </w:p>
+    <w:p>
+      <w:r>
+        <w:t>________________________________________________________________</w:t>
+      </w:r>
+    </w:p>
+    <w:p>
+      <w:r>
+        <w:t>________________________________________________________________</w:t>
+      </w:r>
+    </w:p>
+    <w:p>
+      <w:r>
+        <w:t>________________________________________________________________</w:t>
+      </w:r>
+    </w:p>
+    <w:p>
+      <w:r>
+        <w:t>________________________________________________________________</w:t>
+      </w:r>
+    </w:p>
+    <w:p>
+      <w:pPr>
+        <w:pStyle w:val="Heading1"/>
+      </w:pPr>
+      <w:r>
+        <w:t>09. W5 · Explain the limitation</w:t>
+      </w:r>
+    </w:p>
+    <w:p>
+      <w:r>
+        <w:t>Keep this task’s inputs,rule and response together.</w:t>
+      </w:r>
+    </w:p>
+    <w:p>
+      <w:pPr>
+        <w:pStyle w:val="Heading2"/>
+      </w:pPr>
+      <w:r>
+        <w:t>Complete task and evidence</w:t>
+      </w:r>
+    </w:p>
+    <w:p>
+      <w:pPr>
+        <w:pStyle w:val="ListBullet"/>
+      </w:pPr>
+      <w:r>
+        <w:t>A bounded capstone joins validation, trusted role, source filtering, current matching lookup, supported/review output checks and minimized logs. Main exact request is resource_id with one ASCII uppercase letter; unexpected role fields reject. Trusted student/teacher roles are supplied fixtures; unknown role denies. Fixed current version c1. A id A approved true capacity 12 source REG-A supports 12; B id B approved false capacity 8 REG-B reviews with null capacity/source; student T restricted-guide request denies before lookup. Teacher T reviews because this room endpoint does not implement guide retrieval. Supported record requires matching ID/version, approved true, exact nonnegative integer capacity and source ID. Keep zero distinct from missing; non-supported claims null. Main trace includes A/B only, and logs have status/data version. Separate garden picture uses exact read_G2/edit_G2 operations, approved G2 fictional mint-watering claim and attribution; edit denied with empty effects. Missing G2 means factual review/null claims while edit remains denied. No natural-language parser, model, real auth, booking, edit or independent gardening advice is implemented; source fixtures stay unchanged.</w:t>
+      </w:r>
+    </w:p>
+    <w:p>
+      <w:pPr>
+        <w:pStyle w:val="ListBullet"/>
+      </w:pPr>
+      <w:r>
+        <w:t>For the worked scenario, propose one additional case that could reveal a failure, describe its expected outcome before running it, and explain what would need to remain fixed for a fair comparison. Do not reuse W4 as a new final test after receiving feedback.</w:t>
+      </w:r>
+    </w:p>
+    <w:p>
+      <w:pPr>
+        <w:pStyle w:val="Heading3"/>
+      </w:pPr>
+      <w:r>
+        <w:t>My reasoning and evidence</w:t>
+      </w:r>
+    </w:p>
+    <w:p>
+      <w:r>
+        <w:t>________________________________________________________________</w:t>
+      </w:r>
+    </w:p>
+    <w:p>
+      <w:r>
+        <w:t>________________________________________________________________</w:t>
+      </w:r>
+    </w:p>
+    <w:p>
+      <w:r>
+        <w:t>________________________________________________________________</w:t>
+      </w:r>
+    </w:p>
+    <w:p>
+      <w:r>
+        <w:t>________________________________________________________________</w:t>
+      </w:r>
+    </w:p>
+    <w:p>
+      <w:r>
+        <w:t>________________________________________________________________</w:t>
+      </w:r>
+    </w:p>
+    <w:p>
+      <w:r>
+        <w:t>________________________________________________________________</w:t>
+      </w:r>
+    </w:p>
+    <w:p>
+      <w:r>
+        <w:t>________________________________________________________________</w:t>
+      </w:r>
+    </w:p>
+    <w:p>
+      <w:pPr>
+        <w:pStyle w:val="Heading1"/>
+      </w:pPr>
+      <w:r>
+        <w:t>04. Try alone · Selected transfer</w:t>
+      </w:r>
+    </w:p>
+    <w:p>
+      <w:r>
+        <w:t>Keep this task’s inputs,rule and response together.</w:t>
+      </w:r>
+    </w:p>
+    <w:p>
+      <w:pPr>
+        <w:pStyle w:val="Heading2"/>
+      </w:pPr>
+      <w:r>
+        <w:t>Complete task and evidence</w:t>
+      </w:r>
+    </w:p>
+    <w:p>
+      <w:pPr>
+        <w:pStyle w:val="Heading3"/>
+      </w:pPr>
+      <w:r>
         <w:t>Independent case: Apply a new case independently</w:t>
       </w:r>
     </w:p>
     <w:p>
       <w:pPr>
-        <w:spacing w:line="336" w:lineRule="auto" w:after="180"/>
-      </w:pPr>
-      <w:r>
-        <w:rPr>
-          <w:b w:val="0"/>
-        </w:rPr>
+        <w:pStyle w:val="ListBullet"/>
+      </w:pPr>
+      <w:r>
         <w:t>Room C has current approval and capacity 0; D lacks register. Student requests C, D.</w:t>
       </w:r>
     </w:p>
@@ -539,12 +608,9 @@
     </w:p>
     <w:p>
       <w:pPr>
-        <w:spacing w:line="336" w:lineRule="auto" w:after="180"/>
-      </w:pPr>
-      <w:r>
-        <w:rPr>
-          <w:b w:val="0"/>
-        </w:rPr>
+        <w:pStyle w:val="ListBullet"/>
+      </w:pPr>
+      <w:r>
         <w:t>Attempt this case before feedback. Record any help. Earlier examples below are further practice; a case already practised with feedback cannot establish fresh transfer.</w:t>
       </w:r>
     </w:p>
@@ -553,59 +619,28 @@
         <w:pStyle w:val="Heading1"/>
       </w:pPr>
       <w:r>
-        <w:t>05. W1 Explain the mechanism</w:t>
-      </w:r>
-    </w:p>
-    <w:p>
-      <w:r>
-        <w:t>Explain the mechanism. Apply the supplied Capstone service implementation facts and keep your reasoning.</w:t>
-      </w:r>
-    </w:p>
-    <w:p>
-      <w:pPr>
-        <w:spacing w:line="336" w:lineRule="auto" w:after="180"/>
-      </w:pPr>
-      <w:r>
-        <w:rPr>
-          <w:b w:val="0"/>
-        </w:rPr>
-        <w:t xml:space="preserve">Explain the weekly </w:t>
-      </w:r>
-      <w:r>
-        <w:rPr>
-          <w:b/>
-        </w:rPr>
-        <w:t>mechanism</w:t>
-      </w:r>
-      <w:r>
-        <w:rPr>
-          <w:b w:val="0"/>
-        </w:rPr>
-        <w:t xml:space="preserve"> in your own words. Use the worked scenario to name its </w:t>
-      </w:r>
-      <w:r>
-        <w:rPr>
-          <w:b/>
-        </w:rPr>
-        <w:t>input</w:t>
-      </w:r>
-      <w:r>
-        <w:rPr>
-          <w:b w:val="0"/>
-        </w:rPr>
-        <w:t xml:space="preserve">, decision rule and </w:t>
-      </w:r>
-      <w:r>
-        <w:rPr>
-          <w:b/>
-        </w:rPr>
-        <w:t>output</w:t>
-      </w:r>
-      <w:r>
-        <w:rPr>
-          <w:b w:val="0"/>
-        </w:rPr>
-        <w:t>.</w:t>
+        <w:t>10. Project · Keep the service evidence</w:t>
+      </w:r>
+    </w:p>
+    <w:p>
+      <w:r>
+        <w:t>Preserve the contract, inputs, observed outcomes and limits.</w:t>
+      </w:r>
+    </w:p>
+    <w:p>
+      <w:pPr>
+        <w:pStyle w:val="Heading2"/>
+      </w:pPr>
+      <w:r>
+        <w:t>Complete task and evidence</w:t>
+      </w:r>
+    </w:p>
+    <w:p>
+      <w:pPr>
+        <w:pStyle w:val="ListBullet"/>
+      </w:pPr>
+      <w:r>
+        <w:t>For Grounded Learning Service, use this week’s independent task as a rehearsal for the final evidence pack: Room C has current approval and capacity 0; D lacks register. Student requests C, D. Keep actual observations separate from expected results, preserve failures, compare a baseline and explain the limits.</w:t>
       </w:r>
     </w:p>
     <w:p>
@@ -613,7 +648,7 @@
         <w:pStyle w:val="Heading3"/>
       </w:pPr>
       <w:r>
-        <w:t>My reasoning and evidence</w:t>
+        <w:t>My project change, supporting evidence and remaining limit</w:t>
       </w:r>
     </w:p>
     <w:p>
@@ -651,399 +686,20 @@
         <w:pStyle w:val="Heading1"/>
       </w:pPr>
       <w:r>
-        <w:t>06. W2 Trace the worked case</w:t>
-      </w:r>
-    </w:p>
-    <w:p>
-      <w:r>
-        <w:t>Trace the worked case. Apply the supplied Capstone service implementation facts and keep your reasoning.</w:t>
-      </w:r>
-    </w:p>
-    <w:p>
-      <w:pPr>
-        <w:spacing w:line="336" w:lineRule="auto" w:after="180"/>
-      </w:pPr>
-      <w:r>
-        <w:rPr>
-          <w:b w:val="0"/>
-        </w:rPr>
-        <w:t>Room A has approval and capacity 12; room B lacks approval; teacher guide T is restricted. Student requests each. Show the intermediate steps and give the conclusion with its scope.</w:t>
-      </w:r>
-    </w:p>
-    <w:p>
-      <w:pPr>
-        <w:pStyle w:val="Heading3"/>
-      </w:pPr>
-      <w:r>
-        <w:t>My reasoning and evidence</w:t>
-      </w:r>
-    </w:p>
-    <w:p>
-      <w:r>
-        <w:t>________________________________________________________________</w:t>
-      </w:r>
-    </w:p>
-    <w:p>
-      <w:r>
-        <w:t>________________________________________________________________</w:t>
-      </w:r>
-    </w:p>
-    <w:p>
-      <w:r>
-        <w:t>________________________________________________________________</w:t>
-      </w:r>
-    </w:p>
-    <w:p>
-      <w:r>
-        <w:t>________________________________________________________________</w:t>
-      </w:r>
-    </w:p>
-    <w:p>
-      <w:r>
-        <w:t>________________________________________________________________</w:t>
-      </w:r>
-    </w:p>
-    <w:p>
-      <w:r>
-        <w:t>________________________________________________________________</w:t>
-      </w:r>
-    </w:p>
-    <w:p>
-      <w:r>
-        <w:t>________________________________________________________________</w:t>
-      </w:r>
-    </w:p>
-    <w:p>
-      <w:pPr>
-        <w:pStyle w:val="Heading1"/>
-      </w:pPr>
-      <w:r>
-        <w:t>07. W3 Audit the limit</w:t>
-      </w:r>
-    </w:p>
-    <w:p>
-      <w:r>
-        <w:t>Audit the limit. Apply the supplied Capstone service implementation facts and keep your reasoning.</w:t>
-      </w:r>
-    </w:p>
-    <w:p>
-      <w:pPr>
-        <w:spacing w:line="336" w:lineRule="auto" w:after="180"/>
-      </w:pPr>
-      <w:r>
-        <w:rPr>
-          <w:b w:val="0"/>
-        </w:rPr>
-        <w:t>A report omits this qualification: An implemented baseline must still pass integration, access and failure checks before release.</w:t>
-      </w:r>
-    </w:p>
-    <w:p>
-      <w:pPr>
-        <w:spacing w:line="336" w:lineRule="auto" w:after="180"/>
-      </w:pPr>
-      <w:r>
-        <w:rPr>
-          <w:b w:val="0"/>
-        </w:rPr>
-        <w:t>Explain how omitting it could change a reader's interpretation, and write an accurate replacement.</w:t>
-      </w:r>
-    </w:p>
-    <w:p>
-      <w:pPr>
-        <w:pStyle w:val="Heading3"/>
-      </w:pPr>
-      <w:r>
-        <w:t>My reasoning and evidence</w:t>
-      </w:r>
-    </w:p>
-    <w:p>
-      <w:r>
-        <w:t>________________________________________________________________</w:t>
-      </w:r>
-    </w:p>
-    <w:p>
-      <w:r>
-        <w:t>________________________________________________________________</w:t>
-      </w:r>
-    </w:p>
-    <w:p>
-      <w:r>
-        <w:t>________________________________________________________________</w:t>
-      </w:r>
-    </w:p>
-    <w:p>
-      <w:r>
-        <w:t>________________________________________________________________</w:t>
-      </w:r>
-    </w:p>
-    <w:p>
-      <w:r>
-        <w:t>________________________________________________________________</w:t>
-      </w:r>
-    </w:p>
-    <w:p>
-      <w:r>
-        <w:t>________________________________________________________________</w:t>
-      </w:r>
-    </w:p>
-    <w:p>
-      <w:pPr>
-        <w:pStyle w:val="Heading1"/>
-      </w:pPr>
-      <w:r>
-        <w:t>08. W4 Apply a new case independently</w:t>
-      </w:r>
-    </w:p>
-    <w:p>
-      <w:r>
-        <w:t>Attempt before feedback. If this repeats the selected independent case, reuse that first attempt; otherwise keep a separate record. Apply a new case independently. Apply the supplied Capstone service implementation facts and keep your reasoning.</w:t>
-      </w:r>
-    </w:p>
-    <w:p>
-      <w:pPr>
-        <w:spacing w:line="336" w:lineRule="auto" w:after="180"/>
-      </w:pPr>
-      <w:r>
-        <w:rPr>
-          <w:b w:val="0"/>
-        </w:rPr>
-        <w:t>Room C has current approval and capacity 0; D lacks register. Student requests C, D.</w:t>
-      </w:r>
-    </w:p>
-    <w:p>
-      <w:pPr>
-        <w:pStyle w:val="Heading3"/>
-      </w:pPr>
-      <w:r>
-        <w:t>My reasoning and evidence</w:t>
-      </w:r>
-    </w:p>
-    <w:p>
-      <w:r>
-        <w:t>________________________________________________________________</w:t>
-      </w:r>
-    </w:p>
-    <w:p>
-      <w:r>
-        <w:t>________________________________________________________________</w:t>
-      </w:r>
-    </w:p>
-    <w:p>
-      <w:r>
-        <w:t>________________________________________________________________</w:t>
-      </w:r>
-    </w:p>
-    <w:p>
-      <w:r>
-        <w:t>________________________________________________________________</w:t>
-      </w:r>
-    </w:p>
-    <w:p>
-      <w:r>
-        <w:t>________________________________________________________________</w:t>
-      </w:r>
-    </w:p>
-    <w:p>
-      <w:r>
-        <w:t>________________________________________________________________</w:t>
-      </w:r>
-    </w:p>
-    <w:p>
-      <w:r>
-        <w:t>________________________________________________________________</w:t>
-      </w:r>
-    </w:p>
-    <w:p>
-      <w:r>
-        <w:t>________________________________________________________________</w:t>
-      </w:r>
-    </w:p>
-    <w:p>
-      <w:pPr>
-        <w:pStyle w:val="Heading1"/>
-      </w:pPr>
-      <w:r>
-        <w:t>09. W5 Design a revealing follow-up</w:t>
-      </w:r>
-    </w:p>
-    <w:p>
-      <w:r>
-        <w:t>Design a revealing follow-up. Apply the supplied Capstone service implementation facts and keep your reasoning.</w:t>
-      </w:r>
-    </w:p>
-    <w:p>
-      <w:pPr>
-        <w:spacing w:line="336" w:lineRule="auto" w:after="180"/>
-      </w:pPr>
-      <w:r>
-        <w:rPr>
-          <w:b w:val="0"/>
-        </w:rPr>
-        <w:t>For the worked scenario, propose one additional case that could reveal a failure, describe its expected outcome before running it, and explain what would need to remain fixed for a fair comparison.</w:t>
-      </w:r>
-    </w:p>
-    <w:p>
-      <w:pPr>
-        <w:spacing w:line="336" w:lineRule="auto" w:after="180"/>
-      </w:pPr>
-      <w:r>
-        <w:rPr>
-          <w:b w:val="0"/>
-        </w:rPr>
-        <w:t>Do not reuse W4 as a new final test after receiving feedback.</w:t>
-      </w:r>
-    </w:p>
-    <w:p>
-      <w:pPr>
-        <w:pStyle w:val="Heading3"/>
-      </w:pPr>
-      <w:r>
-        <w:t>My reasoning and evidence</w:t>
-      </w:r>
-    </w:p>
-    <w:p>
-      <w:r>
-        <w:t>________________________________________________________________</w:t>
-      </w:r>
-    </w:p>
-    <w:p>
-      <w:r>
-        <w:t>________________________________________________________________</w:t>
-      </w:r>
-    </w:p>
-    <w:p>
-      <w:r>
-        <w:t>________________________________________________________________</w:t>
-      </w:r>
-    </w:p>
-    <w:p>
-      <w:r>
-        <w:t>________________________________________________________________</w:t>
-      </w:r>
-    </w:p>
-    <w:p>
-      <w:r>
-        <w:t>________________________________________________________________</w:t>
-      </w:r>
-    </w:p>
-    <w:p>
-      <w:r>
-        <w:t>________________________________________________________________</w:t>
-      </w:r>
-    </w:p>
-    <w:p>
-      <w:r>
-        <w:t>________________________________________________________________</w:t>
-      </w:r>
-    </w:p>
-    <w:p>
-      <w:pPr>
-        <w:pStyle w:val="Heading1"/>
-      </w:pPr>
-      <w:r>
-        <w:t>10. Project checkpoint and reflection</w:t>
-      </w:r>
-    </w:p>
-    <w:p>
-      <w:r>
-        <w:t>Connect Capstone service implementation to Grounded Learning Service, identify a limit and choose the next useful test.</w:t>
-      </w:r>
-    </w:p>
-    <w:p>
-      <w:pPr>
-        <w:spacing w:line="336" w:lineRule="auto" w:after="180"/>
-      </w:pPr>
-      <w:r>
-        <w:rPr>
-          <w:b w:val="0"/>
-        </w:rPr>
-        <w:t xml:space="preserve">For Grounded Learning Service, use this week’s independent task as a rehearsal for the final </w:t>
-      </w:r>
-      <w:r>
-        <w:rPr>
-          <w:b/>
-        </w:rPr>
-        <w:t>evidence</w:t>
-      </w:r>
-      <w:r>
-        <w:rPr>
-          <w:b w:val="0"/>
-        </w:rPr>
-        <w:t xml:space="preserve"> pack: Room C has current approval and capacity 0; D lacks register. Student requests C, D.</w:t>
-      </w:r>
-    </w:p>
-    <w:p>
-      <w:pPr>
-        <w:spacing w:line="336" w:lineRule="auto" w:after="180"/>
-      </w:pPr>
-      <w:r>
-        <w:rPr>
-          <w:b w:val="0"/>
-        </w:rPr>
-        <w:t xml:space="preserve">Keep actual </w:t>
-      </w:r>
-      <w:r>
-        <w:rPr>
-          <w:b/>
-        </w:rPr>
-        <w:t>observation</w:t>
-      </w:r>
-      <w:r>
-        <w:rPr>
-          <w:b w:val="0"/>
-        </w:rPr>
-        <w:t>s separate from expected results, preserve failures, compare a baseline and explain the limits.</w:t>
-      </w:r>
-    </w:p>
-    <w:p>
-      <w:pPr>
-        <w:pStyle w:val="Heading3"/>
-      </w:pPr>
-      <w:r>
-        <w:t>My project change, supporting evidence and remaining limit</w:t>
-      </w:r>
-    </w:p>
-    <w:p>
-      <w:r>
-        <w:t>________________________________________________________________</w:t>
-      </w:r>
-    </w:p>
-    <w:p>
-      <w:r>
-        <w:t>________________________________________________________________</w:t>
-      </w:r>
-    </w:p>
-    <w:p>
-      <w:r>
-        <w:t>________________________________________________________________</w:t>
-      </w:r>
-    </w:p>
-    <w:p>
-      <w:r>
-        <w:t>________________________________________________________________</w:t>
-      </w:r>
-    </w:p>
-    <w:p>
-      <w:r>
-        <w:t>________________________________________________________________</w:t>
-      </w:r>
-    </w:p>
-    <w:p>
-      <w:r>
-        <w:t>________________________________________________________________</w:t>
-      </w:r>
-    </w:p>
-    <w:p>
-      <w:pPr>
-        <w:pStyle w:val="Heading1"/>
-      </w:pPr>
-      <w:r>
-        <w:t>11. Feedback, return check and learning record</w:t>
-      </w:r>
-    </w:p>
-    <w:p>
-      <w:r>
-        <w:t>Record the first repaired step and a different case to revisit after a delay.</w:t>
+        <w:t>11. Feedback · Repair and return</w:t>
+      </w:r>
+    </w:p>
+    <w:p>
+      <w:r>
+        <w:t>Keep this task’s inputs,rule and response together.</w:t>
+      </w:r>
+    </w:p>
+    <w:p>
+      <w:pPr>
+        <w:pStyle w:val="Heading2"/>
+      </w:pPr>
+      <w:r>
+        <w:t>Complete task and evidence</w:t>
       </w:r>
     </w:p>
     <w:tbl>
@@ -1184,12 +840,9 @@
     </w:tbl>
     <w:p>
       <w:pPr>
-        <w:spacing w:line="336" w:lineRule="auto" w:after="180"/>
-      </w:pPr>
-      <w:r>
-        <w:rPr>
-          <w:b w:val="0"/>
-        </w:rPr>
+        <w:pStyle w:val="ListBullet"/>
+      </w:pPr>
+      <w:r>
         <w:t>Revisit this idea with your teacher after a delay. Familiarity is different from explaining and using it on a changed case.</w:t>
       </w:r>
     </w:p>
@@ -1198,33 +851,321 @@
         <w:pStyle w:val="Heading1"/>
       </w:pPr>
       <w:r>
-        <w:t>12. Pictorial case practice: Capstone service implementation</w:t>
-      </w:r>
-    </w:p>
-    <w:p>
-      <w:r>
-        <w:t>Assemble a grounded prototype. A capstone answers from three approved garden cards and has read-only tools. Explain the labelled step before checking the changed condition.</w:t>
-      </w:r>
-    </w:p>
-    <w:p>
-      <w:pPr>
-        <w:spacing w:line="336" w:lineRule="auto" w:after="180"/>
-      </w:pPr>
-      <w:r>
-        <w:rPr>
-          <w:b w:val="0"/>
-        </w:rPr>
+        <w:t>Reference bank and extra practice</w:t>
+      </w:r>
+    </w:p>
+    <w:p>
+      <w:pPr>
+        <w:pStyle w:val="Heading1"/>
+      </w:pPr>
+      <w:r>
+        <w:t>02. Reference · Supported W2 record</w:t>
+      </w:r>
+    </w:p>
+    <w:p>
+      <w:r>
+        <w:t>Keep this task’s inputs,rule and response together.</w:t>
+      </w:r>
+    </w:p>
+    <w:p>
+      <w:pPr>
+        <w:pStyle w:val="Heading2"/>
+      </w:pPr>
+      <w:r>
+        <w:t>Complete task and evidence</w:t>
+      </w:r>
+    </w:p>
+    <w:p>
+      <w:pPr>
+        <w:pStyle w:val="ListBullet"/>
+      </w:pPr>
+      <w:r>
+        <w:t>Use W2: Trace the worked case for Capstone service implementation. Record the answer once; the lesson and workbook refer to the same attempt.</w:t>
+      </w:r>
+    </w:p>
+    <w:tbl>
+      <w:tblPr>
+        <w:tblStyle w:val="LightShading-Accent1"/>
+        <w:tblW w:type="auto" w:w="0"/>
+        <w:tblLook w:firstColumn="1" w:firstRow="1" w:lastColumn="0" w:lastRow="0" w:noHBand="0" w:noVBand="1" w:val="04A0"/>
+      </w:tblPr>
+      <w:tblGrid>
+        <w:gridCol w:w="2556"/>
+        <w:gridCol w:w="2556"/>
+        <w:gridCol w:w="2556"/>
+        <w:gridCol w:w="2556"/>
+      </w:tblGrid>
+      <w:tr>
+        <w:trPr>
+          <w:tblHeader/>
+        </w:trPr>
+        <w:tc>
+          <w:tcPr>
+            <w:tcW w:type="dxa" w:w="2556"/>
+          </w:tcPr>
+          <w:p>
+            <w:r>
+              <w:t>Given inputs</w:t>
+            </w:r>
+          </w:p>
+        </w:tc>
+        <w:tc>
+          <w:tcPr>
+            <w:tcW w:type="dxa" w:w="2556"/>
+          </w:tcPr>
+          <w:p>
+            <w:r>
+              <w:t>Procedure I chose</w:t>
+            </w:r>
+          </w:p>
+        </w:tc>
+        <w:tc>
+          <w:tcPr>
+            <w:tcW w:type="dxa" w:w="2556"/>
+          </w:tcPr>
+          <w:p>
+            <w:r>
+              <w:t>Middle steps</w:t>
+            </w:r>
+          </w:p>
+        </w:tc>
+        <w:tc>
+          <w:tcPr>
+            <w:tcW w:type="dxa" w:w="2556"/>
+          </w:tcPr>
+          <w:p>
+            <w:r>
+              <w:t>Result and check</w:t>
+            </w:r>
+          </w:p>
+        </w:tc>
+      </w:tr>
+      <w:tr>
+        <w:tc>
+          <w:tcPr>
+            <w:tcW w:type="dxa" w:w="2556"/>
+          </w:tcPr>
+          <w:p>
+            <w:r/>
+          </w:p>
+        </w:tc>
+        <w:tc>
+          <w:tcPr>
+            <w:tcW w:type="dxa" w:w="2556"/>
+          </w:tcPr>
+          <w:p>
+            <w:r/>
+          </w:p>
+        </w:tc>
+        <w:tc>
+          <w:tcPr>
+            <w:tcW w:type="dxa" w:w="2556"/>
+          </w:tcPr>
+          <w:p>
+            <w:r/>
+          </w:p>
+        </w:tc>
+        <w:tc>
+          <w:tcPr>
+            <w:tcW w:type="dxa" w:w="2556"/>
+          </w:tcPr>
+          <w:p>
+            <w:r/>
+          </w:p>
+        </w:tc>
+      </w:tr>
+    </w:tbl>
+    <w:p>
+      <w:pPr>
+        <w:pStyle w:val="Heading3"/>
+      </w:pPr>
+      <w:r>
+        <w:t>The step I completed without help, and the hint I needed</w:t>
+      </w:r>
+    </w:p>
+    <w:p>
+      <w:r>
+        <w:t>________________________________________________________________</w:t>
+      </w:r>
+    </w:p>
+    <w:p>
+      <w:r>
+        <w:t>________________________________________________________________</w:t>
+      </w:r>
+    </w:p>
+    <w:p>
+      <w:r>
+        <w:t>________________________________________________________________</w:t>
+      </w:r>
+    </w:p>
+    <w:p>
+      <w:pPr>
+        <w:pStyle w:val="Heading1"/>
+      </w:pPr>
+      <w:r>
+        <w:t>03. Extra practice · Individual reasoning check</w:t>
+      </w:r>
+    </w:p>
+    <w:p>
+      <w:r>
+        <w:t>Keep this task’s inputs,rule and response together.</w:t>
+      </w:r>
+    </w:p>
+    <w:p>
+      <w:pPr>
+        <w:pStyle w:val="Heading2"/>
+      </w:pPr>
+      <w:r>
+        <w:t>Complete task and evidence</w:t>
+      </w:r>
+    </w:p>
+    <w:p>
+      <w:pPr>
+        <w:pStyle w:val="ListBullet"/>
+      </w:pPr>
+      <w:r>
+        <w:t>Use the worked case for Capstone service implementation. Proposed explanation: “The worked result establishes every future case”. Decide whether this explanation is supported. Point to the step or supplied fact that decides; explain your repair if needed.</w:t>
+      </w:r>
+    </w:p>
+    <w:p>
+      <w:pPr>
+        <w:pStyle w:val="Heading3"/>
+      </w:pPr>
+      <w:r>
+        <w:t>My explanation before partner discussion</w:t>
+      </w:r>
+    </w:p>
+    <w:p>
+      <w:r>
+        <w:t>________________________________________________________________</w:t>
+      </w:r>
+    </w:p>
+    <w:p>
+      <w:r>
+        <w:t>________________________________________________________________</w:t>
+      </w:r>
+    </w:p>
+    <w:p>
+      <w:r>
+        <w:t>________________________________________________________________</w:t>
+      </w:r>
+    </w:p>
+    <w:p>
+      <w:r>
+        <w:t>________________________________________________________________</w:t>
+      </w:r>
+    </w:p>
+    <w:p>
+      <w:pPr>
+        <w:pStyle w:val="Heading1"/>
+      </w:pPr>
+      <w:r>
+        <w:t>08. Reference · Earlier W4 response copy</w:t>
+      </w:r>
+    </w:p>
+    <w:p>
+      <w:r>
+        <w:t>Keep this task’s inputs,rule and response together.</w:t>
+      </w:r>
+    </w:p>
+    <w:p>
+      <w:pPr>
+        <w:pStyle w:val="Heading2"/>
+      </w:pPr>
+      <w:r>
+        <w:t>Complete task and evidence</w:t>
+      </w:r>
+    </w:p>
+    <w:p>
+      <w:pPr>
+        <w:pStyle w:val="ListBullet"/>
+      </w:pPr>
+      <w:r>
+        <w:t>Room C has current approval and capacity 0; D lacks register. Student requests C, D.</w:t>
+      </w:r>
+    </w:p>
+    <w:p>
+      <w:pPr>
+        <w:pStyle w:val="Heading3"/>
+      </w:pPr>
+      <w:r>
+        <w:t>My reasoning and evidence</w:t>
+      </w:r>
+    </w:p>
+    <w:p>
+      <w:r>
+        <w:t>________________________________________________________________</w:t>
+      </w:r>
+    </w:p>
+    <w:p>
+      <w:r>
+        <w:t>________________________________________________________________</w:t>
+      </w:r>
+    </w:p>
+    <w:p>
+      <w:r>
+        <w:t>________________________________________________________________</w:t>
+      </w:r>
+    </w:p>
+    <w:p>
+      <w:r>
+        <w:t>________________________________________________________________</w:t>
+      </w:r>
+    </w:p>
+    <w:p>
+      <w:r>
+        <w:t>________________________________________________________________</w:t>
+      </w:r>
+    </w:p>
+    <w:p>
+      <w:r>
+        <w:t>________________________________________________________________</w:t>
+      </w:r>
+    </w:p>
+    <w:p>
+      <w:r>
+        <w:t>________________________________________________________________</w:t>
+      </w:r>
+    </w:p>
+    <w:p>
+      <w:r>
+        <w:t>________________________________________________________________</w:t>
+      </w:r>
+    </w:p>
+    <w:p>
+      <w:pPr>
+        <w:pStyle w:val="Heading1"/>
+      </w:pPr>
+      <w:r>
+        <w:t>12. Extra practice · Pictured case</w:t>
+      </w:r>
+    </w:p>
+    <w:p>
+      <w:r>
+        <w:t>Keep this task’s inputs,rule and response together.</w:t>
+      </w:r>
+    </w:p>
+    <w:p>
+      <w:pPr>
+        <w:pStyle w:val="Heading2"/>
+      </w:pPr>
+      <w:r>
+        <w:t>Complete task and evidence</w:t>
+      </w:r>
+    </w:p>
+    <w:p>
+      <w:pPr>
+        <w:pStyle w:val="ListBullet"/>
+      </w:pPr>
+      <w:r>
         <w:t>Assemble a grounded prototype. A capstone answers from three approved garden cards and has read-only tools.</w:t>
       </w:r>
     </w:p>
     <w:p>
       <w:pPr>
-        <w:spacing w:line="336" w:lineRule="auto" w:after="180"/>
-      </w:pPr>
-      <w:r>
-        <w:rPr>
-          <w:b w:val="0"/>
-        </w:rPr>
+        <w:pStyle w:val="ListBullet"/>
+      </w:pPr>
+      <w:r>
         <w:t>G2 says mint needs regular watering. The request asks what G2 says and asks the service to change G2.</w:t>
       </w:r>
     </w:p>
@@ -1266,13 +1207,9 @@
     </w:p>
     <w:p>
       <w:pPr>
-        <w:spacing w:line="336" w:lineRule="auto" w:after="180"/>
-        <w:shd w:fill="F5F1FB"/>
-      </w:pPr>
-      <w:r>
-        <w:rPr>
-          <w:b w:val="0"/>
-        </w:rPr>
+        <w:pStyle w:val="ListBullet"/>
+      </w:pPr>
+      <w:r>
         <w:t>Trace the G2 fact request and edit request through the prototype. What can be returned, what cannot be done, and how does removing G2 change those two outcomes?</w:t>
       </w:r>
     </w:p>
@@ -1316,57 +1253,18 @@
     </w:p>
     <w:p>
       <w:pPr>
-        <w:pStyle w:val="Heading3"/>
-      </w:pPr>
-      <w:r>
-        <w:t>Record the help used</w:t>
-      </w:r>
-    </w:p>
-    <w:p>
-      <w:pPr>
-        <w:spacing w:line="336" w:lineRule="auto" w:after="180"/>
-        <w:shd w:fill="F1F6F8"/>
-      </w:pPr>
-      <w:r>
-        <w:rPr>
-          <w:b w:val="0"/>
-        </w:rPr>
-        <w:t xml:space="preserve">Support used: alone / hint / worked example. This record is practice </w:t>
-      </w:r>
-      <w:r>
-        <w:rPr>
-          <w:b/>
-        </w:rPr>
-        <w:t>evidence</w:t>
-      </w:r>
-      <w:r>
-        <w:rPr>
-          <w:b w:val="0"/>
-        </w:rPr>
-        <w:t>.</w:t>
-      </w:r>
-    </w:p>
-    <w:p>
-      <w:pPr>
-        <w:spacing w:line="336" w:lineRule="auto" w:after="180"/>
-      </w:pPr>
-      <w:r>
-        <w:rPr>
-          <w:b w:val="0"/>
-        </w:rPr>
-        <w:t xml:space="preserve">Project connection: For the Grounded Learning Service, retain an annotated trace and the changed-case result. Name the contract or </w:t>
-      </w:r>
-      <w:r>
-        <w:rPr>
-          <w:b/>
-        </w:rPr>
-        <w:t>evidence</w:t>
-      </w:r>
-      <w:r>
-        <w:rPr>
-          <w:b w:val="0"/>
-        </w:rPr>
-        <w:t xml:space="preserve"> that makes the deciding step valid, so another team can review it.</w:t>
+        <w:pStyle w:val="ListBullet"/>
+      </w:pPr>
+      <w:r>
+        <w:t>Support used: alone / hint / worked example. This record is practice evidence.</w:t>
+      </w:r>
+    </w:p>
+    <w:p>
+      <w:pPr>
+        <w:pStyle w:val="ListBullet"/>
+      </w:pPr>
+      <w:r>
+        <w:t>Project connection: For the Grounded Learning Service, retain an annotated trace and the changed-case result. Name the contract or evidence that makes the deciding step valid, so another team can review it.</w:t>
       </w:r>
     </w:p>
     <w:p>
@@ -1374,69 +1272,44 @@
         <w:pStyle w:val="Heading1"/>
       </w:pPr>
       <w:r>
-        <w:t>13. Project portfolio milestone</w:t>
-      </w:r>
-    </w:p>
-    <w:p>
-      <w:r>
-        <w:t>Keep this week’s input, deciding step, result and limit together in the Grounded Learning Service record.</w:t>
-      </w:r>
-    </w:p>
-    <w:p>
-      <w:pPr>
-        <w:spacing w:line="336" w:lineRule="auto" w:after="180"/>
-      </w:pPr>
-      <w:r>
-        <w:rPr>
-          <w:b w:val="0"/>
-        </w:rPr>
+        <w:t>13. Reference · Project milestone</w:t>
+      </w:r>
+    </w:p>
+    <w:p>
+      <w:r>
+        <w:t>Keep this task’s inputs,rule and response together.</w:t>
+      </w:r>
+    </w:p>
+    <w:p>
+      <w:pPr>
+        <w:pStyle w:val="Heading2"/>
+      </w:pPr>
+      <w:r>
+        <w:t>Complete task and evidence</w:t>
+      </w:r>
+    </w:p>
+    <w:p>
+      <w:pPr>
+        <w:pStyle w:val="ListBullet"/>
+      </w:pPr>
+      <w:r>
         <w:t>Project: Grounded Learning Service</w:t>
       </w:r>
     </w:p>
     <w:p>
       <w:pPr>
-        <w:spacing w:line="336" w:lineRule="auto" w:after="180"/>
-      </w:pPr>
-      <w:r>
-        <w:rPr>
-          <w:b w:val="0"/>
-        </w:rPr>
-        <w:t xml:space="preserve">Current milestone: Present and defend. Demonstrate the system, explain one failure and justify the next improvement with </w:t>
-      </w:r>
-      <w:r>
-        <w:rPr>
-          <w:b/>
-        </w:rPr>
-        <w:t>evidence</w:t>
-      </w:r>
-      <w:r>
-        <w:rPr>
-          <w:b w:val="0"/>
-        </w:rPr>
-        <w:t>.</w:t>
-      </w:r>
-    </w:p>
-    <w:p>
-      <w:pPr>
-        <w:spacing w:line="336" w:lineRule="auto" w:after="180"/>
-      </w:pPr>
-      <w:r>
-        <w:rPr>
-          <w:b w:val="0"/>
-        </w:rPr>
-        <w:t xml:space="preserve">For the Grounded Learning Service, retain an annotated trace and the changed-case result. Name the contract or </w:t>
-      </w:r>
-      <w:r>
-        <w:rPr>
-          <w:b/>
-        </w:rPr>
-        <w:t>evidence</w:t>
-      </w:r>
-      <w:r>
-        <w:rPr>
-          <w:b w:val="0"/>
-        </w:rPr>
-        <w:t xml:space="preserve"> that makes the deciding step valid, so another team can review it.</w:t>
+        <w:pStyle w:val="ListBullet"/>
+      </w:pPr>
+      <w:r>
+        <w:t>Current milestone: Present and defend. Demonstrate the system, explain one failure and justify the next improvement with evidence.</w:t>
+      </w:r>
+    </w:p>
+    <w:p>
+      <w:pPr>
+        <w:pStyle w:val="ListBullet"/>
+      </w:pPr>
+      <w:r>
+        <w:t>For the Grounded Learning Service, retain an annotated trace and the changed-case result. Name the contract or evidence that makes the deciding step valid, so another team can review it.</w:t>
       </w:r>
     </w:p>
     <w:tbl>
@@ -1593,12 +1466,440 @@
         <w:pStyle w:val="Heading1"/>
       </w:pPr>
       <w:r>
-        <w:t>14. Supported practice and learning evidence</w:t>
-      </w:r>
-    </w:p>
-    <w:p>
-      <w:r>
-        <w:t>Try the supported questions before comparing with hints and feedback. Record what you repaired and the evidence you retained.</w:t>
+        <w:t>14. Extra practice · Predict,check and repair</w:t>
+      </w:r>
+    </w:p>
+    <w:p>
+      <w:r>
+        <w:t>Keep supported feedback separate from the independent case.</w:t>
+      </w:r>
+    </w:p>
+    <w:p>
+      <w:pPr>
+        <w:pStyle w:val="Heading2"/>
+      </w:pPr>
+      <w:r>
+        <w:t>First supported question and optional hint</w:t>
+      </w:r>
+    </w:p>
+    <w:p>
+      <w:pPr>
+        <w:pStyle w:val="ListBullet"/>
+      </w:pPr>
+      <w:r>
+        <w:t>Assemble a grounded prototype. A capstone answers from three approved garden cards and has read-only tools.</w:t>
+      </w:r>
+    </w:p>
+    <w:p>
+      <w:pPr>
+        <w:pStyle w:val="Heading3"/>
+      </w:pPr>
+      <w:r>
+        <w:t>Practice 1: explain the deciding evidence</w:t>
+      </w:r>
+    </w:p>
+    <w:p>
+      <w:pPr>
+        <w:pStyle w:val="ListBullet"/>
+      </w:pPr>
+      <w:r>
+        <w:t>Which labelled step matches this detail? Confirm factual agreement and absence of forbidden action.</w:t>
+      </w:r>
+    </w:p>
+    <w:p>
+      <w:pPr>
+        <w:pStyle w:val="ListBullet"/>
+      </w:pPr>
+      <w:r>
+        <w:t>1. Retrieve G2</w:t>
+      </w:r>
+    </w:p>
+    <w:p>
+      <w:pPr>
+        <w:pStyle w:val="ListBullet"/>
+      </w:pPr>
+      <w:r>
+        <w:t>2. Check final trace</w:t>
+      </w:r>
+    </w:p>
+    <w:p>
+      <w:pPr>
+        <w:pStyle w:val="ListBullet"/>
+      </w:pPr>
+      <w:r>
+        <w:t>3. Enforce tool limit</w:t>
+      </w:r>
+    </w:p>
+    <w:p>
+      <w:pPr>
+        <w:pStyle w:val="ListBullet"/>
+      </w:pPr>
+      <w:r>
+        <w:t>4. Draft with attribution</w:t>
+      </w:r>
+    </w:p>
+    <w:p>
+      <w:pPr>
+        <w:pStyle w:val="Heading3"/>
+      </w:pPr>
+      <w:r>
+        <w:t>My selected conclusion, deciding fact and explanation</w:t>
+      </w:r>
+    </w:p>
+    <w:p>
+      <w:r>
+        <w:t>________________________________________________________________</w:t>
+      </w:r>
+    </w:p>
+    <w:p>
+      <w:r>
+        <w:t>________________________________________________________________</w:t>
+      </w:r>
+    </w:p>
+    <w:p>
+      <w:r>
+        <w:t>________________________________________________________________</w:t>
+      </w:r>
+    </w:p>
+    <w:p>
+      <w:r>
+        <w:t>________________________________________________________________</w:t>
+      </w:r>
+    </w:p>
+    <w:p>
+      <w:r>
+        <w:t>________________________________________________________________</w:t>
+      </w:r>
+    </w:p>
+    <w:p>
+      <w:pPr>
+        <w:pStyle w:val="ListBullet"/>
+      </w:pPr>
+      <w:r>
+        <w:t>Hint if needed: Read the steps in the pictorial case. Match the supplied detail to the stage that performs or records it.</w:t>
+      </w:r>
+    </w:p>
+    <w:p>
+      <w:pPr>
+        <w:pStyle w:val="Heading2"/>
+      </w:pPr>
+      <w:r>
+        <w:t>Check after the first attempt · reference / check after trying</w:t>
+      </w:r>
+    </w:p>
+    <w:p>
+      <w:pPr>
+        <w:spacing w:line="336" w:lineRule="auto" w:after="180"/>
+      </w:pPr>
+      <w:r>
+        <w:rPr>
+          <w:b w:val="0"/>
+        </w:rPr>
+        <w:t>After your attempt, compare with the supported explanation: Check final trace Confirm factual agreement and absence of forbidden action. Implementation joins retrieval, drafting, checking and authority in one observable path.</w:t>
+      </w:r>
+    </w:p>
+    <w:p>
+      <w:pPr>
+        <w:spacing w:line="336" w:lineRule="auto" w:after="180"/>
+      </w:pPr>
+      <w:r>
+        <w:rPr>
+          <w:b w:val="0"/>
+        </w:rPr>
+        <w:t>Describing an edit does not authorise performing it.</w:t>
+      </w:r>
+    </w:p>
+    <w:p>
+      <w:pPr>
+        <w:pStyle w:val="Heading2"/>
+      </w:pPr>
+      <w:r>
+        <w:t>Changed-case question and optional hint</w:t>
+      </w:r>
+    </w:p>
+    <w:p>
+      <w:pPr>
+        <w:pStyle w:val="Heading3"/>
+      </w:pPr>
+      <w:r>
+        <w:t>Practice 2: explain the deciding evidence</w:t>
+      </w:r>
+    </w:p>
+    <w:p>
+      <w:pPr>
+        <w:pStyle w:val="ListBullet"/>
+      </w:pPr>
+      <w:r>
+        <w:t>Changed-case practice: Remove G2 from the approved collection. Which conclusion is supported by the supplied facts?</w:t>
+      </w:r>
+    </w:p>
+    <w:p>
+      <w:pPr>
+        <w:pStyle w:val="ListBullet"/>
+      </w:pPr>
+      <w:r>
+        <w:t>1. Return unsupported for the fact request; editing remains prohibited.</w:t>
+      </w:r>
+    </w:p>
+    <w:p>
+      <w:pPr>
+        <w:pStyle w:val="ListBullet"/>
+      </w:pPr>
+      <w:r>
+        <w:t>2. We can decide the result without examining the changed input or the procedure.</w:t>
+      </w:r>
+    </w:p>
+    <w:p>
+      <w:pPr>
+        <w:pStyle w:val="ListBullet"/>
+      </w:pPr>
+      <w:r>
+        <w:t>3. This one example guarantees correct results for every future input.</w:t>
+      </w:r>
+    </w:p>
+    <w:p>
+      <w:pPr>
+        <w:pStyle w:val="Heading3"/>
+      </w:pPr>
+      <w:r>
+        <w:t>My selected conclusion, deciding fact and explanation</w:t>
+      </w:r>
+    </w:p>
+    <w:p>
+      <w:r>
+        <w:t>________________________________________________________________</w:t>
+      </w:r>
+    </w:p>
+    <w:p>
+      <w:r>
+        <w:t>________________________________________________________________</w:t>
+      </w:r>
+    </w:p>
+    <w:p>
+      <w:r>
+        <w:t>________________________________________________________________</w:t>
+      </w:r>
+    </w:p>
+    <w:p>
+      <w:r>
+        <w:t>________________________________________________________________</w:t>
+      </w:r>
+    </w:p>
+    <w:p>
+      <w:r>
+        <w:t>________________________________________________________________</w:t>
+      </w:r>
+    </w:p>
+    <w:p>
+      <w:pPr>
+        <w:pStyle w:val="ListBullet"/>
+      </w:pPr>
+      <w:r>
+        <w:t>Hint if needed: Use the changed condition and the deciding step in the pictorial trace. The answer must say what follows from those facts.</w:t>
+      </w:r>
+    </w:p>
+    <w:p>
+      <w:pPr>
+        <w:pStyle w:val="Heading2"/>
+      </w:pPr>
+      <w:r>
+        <w:t>Check after the changed attempt · reference / check after trying</w:t>
+      </w:r>
+    </w:p>
+    <w:p>
+      <w:pPr>
+        <w:spacing w:line="336" w:lineRule="auto" w:after="180"/>
+      </w:pPr>
+      <w:r>
+        <w:rPr>
+          <w:b w:val="0"/>
+        </w:rPr>
+        <w:t>After your attempt, compare with the supported explanation: Return unsupported for the fact request; editing remains prohibited. Grounding needs a present source while authority comes from the independent contract.</w:t>
+      </w:r>
+    </w:p>
+    <w:p>
+      <w:pPr>
+        <w:pStyle w:val="Heading2"/>
+      </w:pPr>
+      <w:r>
+        <w:t>Repair and retain the record</w:t>
+      </w:r>
+    </w:p>
+    <w:p>
+      <w:pPr>
+        <w:spacing w:line="336" w:lineRule="auto" w:after="180"/>
+      </w:pPr>
+      <w:r>
+        <w:rPr>
+          <w:b w:val="0"/>
+        </w:rPr>
+        <w:t xml:space="preserve">Review Documentation and operational readiness (ai-6/32). Goal: Explain the </w:t>
+      </w:r>
+      <w:r>
+        <w:rPr>
+          <w:b/>
+        </w:rPr>
+        <w:t>mechanism</w:t>
+      </w:r>
+      <w:r>
+        <w:rPr>
+          <w:b w:val="0"/>
+        </w:rPr>
+        <w:t xml:space="preserve"> and terminology of documentation and operational readiness. Short practice: Match SOURCE_UNAVAILABLE to its safe check and escalation owner.</w:t>
+      </w:r>
+    </w:p>
+    <w:p>
+      <w:pPr>
+        <w:spacing w:line="336" w:lineRule="auto" w:after="180"/>
+      </w:pPr>
+      <w:r>
+        <w:rPr>
+          <w:b w:val="0"/>
+        </w:rPr>
+        <w:t>What is lost when the maintainer route is removed, even if the diagnostic instructions stay readable?. Return to this week and explain what you changed.</w:t>
+      </w:r>
+    </w:p>
+    <w:p>
+      <w:pPr>
+        <w:spacing w:line="336" w:lineRule="auto" w:after="180"/>
+      </w:pPr>
+      <w:r>
+        <w:rPr>
+          <w:b w:val="0"/>
+        </w:rPr>
+        <w:t xml:space="preserve">Review Security and privacy review (ai-6/30). Goal: Explain the </w:t>
+      </w:r>
+      <w:r>
+        <w:rPr>
+          <w:b/>
+        </w:rPr>
+        <w:t>mechanism</w:t>
+      </w:r>
+      <w:r>
+        <w:rPr>
+          <w:b w:val="0"/>
+        </w:rPr>
+        <w:t xml:space="preserve"> and terminology of security and privacy review. Short practice: Trace private note content and analytics counts to their permitted readers.</w:t>
+      </w:r>
+    </w:p>
+    <w:p>
+      <w:pPr>
+        <w:spacing w:line="336" w:lineRule="auto" w:after="180"/>
+      </w:pPr>
+      <w:r>
+        <w:rPr>
+          <w:b w:val="0"/>
+        </w:rPr>
+        <w:t>Why is storing full notes in the dashboard outside this design, and what risk can remain for tiny-group counts?. Return to this week and explain what you changed.</w:t>
+      </w:r>
+    </w:p>
+    <w:p>
+      <w:pPr>
+        <w:spacing w:line="336" w:lineRule="auto" w:after="180"/>
+      </w:pPr>
+      <w:r>
+        <w:rPr>
+          <w:b w:val="0"/>
+        </w:rPr>
+        <w:t xml:space="preserve">Review Human escalation workflows (ai-6/27). Goal: Explain the </w:t>
+      </w:r>
+      <w:r>
+        <w:rPr>
+          <w:b/>
+        </w:rPr>
+        <w:t>mechanism</w:t>
+      </w:r>
+      <w:r>
+        <w:rPr>
+          <w:b w:val="0"/>
+        </w:rPr>
+        <w:t xml:space="preserve"> and terminology of human escalation workflows. Short practice: Identify the exact service boundary in the bottle question.</w:t>
+      </w:r>
+    </w:p>
+    <w:p>
+      <w:pPr>
+        <w:spacing w:line="336" w:lineRule="auto" w:after="180"/>
+      </w:pPr>
+      <w:r>
+        <w:rPr>
+          <w:b w:val="0"/>
+        </w:rPr>
+        <w:t>What accurate information belongs in the supervisor handoff, and what remains unresolved if nobody is reachable?. Return to this week and explain what you changed.</w:t>
+      </w:r>
+    </w:p>
+    <w:p>
+      <w:pPr>
+        <w:spacing w:line="336" w:lineRule="auto" w:after="180"/>
+      </w:pPr>
+      <w:r>
+        <w:rPr>
+          <w:b w:val="0"/>
+        </w:rPr>
+        <w:t xml:space="preserve">Use Download completed work in the hosted lesson to export your answers, reflections, practice feedback and code-run </w:t>
+      </w:r>
+      <w:r>
+        <w:rPr>
+          <w:b/>
+        </w:rPr>
+        <w:t>evidence</w:t>
+      </w:r>
+      <w:r>
+        <w:rPr>
+          <w:b w:val="0"/>
+        </w:rPr>
+        <w:t>. Open the HTML copy to read or print it.</w:t>
+      </w:r>
+    </w:p>
+    <w:p>
+      <w:pPr>
+        <w:spacing w:line="336" w:lineRule="auto" w:after="180"/>
+      </w:pPr>
+      <w:r>
+        <w:rPr>
+          <w:b w:val="0"/>
+        </w:rPr>
+        <w:t>Drafts stay in this browser when storage is available; clear drafts on a shared device.</w:t>
+      </w:r>
+    </w:p>
+    <w:p>
+      <w:pPr>
+        <w:pStyle w:val="Heading3"/>
+      </w:pPr>
+      <w:r>
+        <w:t>What I repaired, the evidence I kept and the next test</w:t>
+      </w:r>
+    </w:p>
+    <w:p>
+      <w:r>
+        <w:t>________________________________________________________________</w:t>
+      </w:r>
+    </w:p>
+    <w:p>
+      <w:r>
+        <w:t>________________________________________________________________</w:t>
+      </w:r>
+    </w:p>
+    <w:p>
+      <w:r>
+        <w:t>________________________________________________________________</w:t>
+      </w:r>
+    </w:p>
+    <w:p>
+      <w:r>
+        <w:t>________________________________________________________________</w:t>
+      </w:r>
+    </w:p>
+    <w:p>
+      <w:r>
+        <w:t>________________________________________________________________</w:t>
+      </w:r>
+    </w:p>
+    <w:p>
+      <w:pPr>
+        <w:pStyle w:val="Heading2"/>
+      </w:pPr>
+      <w:r>
+        <w:t>Earlier wording, alternatives and picture transcripts · reference / check after trying</w:t>
       </w:r>
     </w:p>
     <w:p>
@@ -1614,80 +1915,10 @@
     </w:p>
     <w:p>
       <w:pPr>
-        <w:spacing w:line="336" w:lineRule="auto" w:after="180"/>
-      </w:pPr>
-      <w:r>
-        <w:rPr>
-          <w:b w:val="0"/>
-        </w:rPr>
-        <w:t>Assemble a grounded prototype. A capstone answers from three approved garden cards and has read-only tools.</w:t>
-      </w:r>
-    </w:p>
-    <w:p>
-      <w:pPr>
         <w:pStyle w:val="Heading3"/>
       </w:pPr>
       <w:r>
-        <w:t>Practice 1: explain the deciding evidence</w:t>
-      </w:r>
-    </w:p>
-    <w:p>
-      <w:pPr>
-        <w:spacing w:line="336" w:lineRule="auto" w:after="180"/>
-      </w:pPr>
-      <w:r>
-        <w:rPr>
-          <w:b w:val="0"/>
-        </w:rPr>
-        <w:t>Which labelled step matches this detail? Confirm factual agreement and absence of forbidden action.</w:t>
-      </w:r>
-    </w:p>
-    <w:p>
-      <w:pPr>
-        <w:spacing w:line="336" w:lineRule="auto" w:after="180"/>
-        <w:shd w:fill="F4F9FC"/>
-      </w:pPr>
-      <w:r>
-        <w:rPr>
-          <w:b w:val="0"/>
-        </w:rPr>
-        <w:t>1. Retrieve G2</w:t>
-      </w:r>
-    </w:p>
-    <w:p>
-      <w:pPr>
-        <w:spacing w:line="336" w:lineRule="auto" w:after="180"/>
-        <w:shd w:fill="F4F9FC"/>
-      </w:pPr>
-      <w:r>
-        <w:rPr>
-          <w:b w:val="0"/>
-        </w:rPr>
-        <w:t>2. Check final trace</w:t>
-      </w:r>
-    </w:p>
-    <w:p>
-      <w:pPr>
-        <w:spacing w:line="336" w:lineRule="auto" w:after="180"/>
-        <w:shd w:fill="F4F9FC"/>
-      </w:pPr>
-      <w:r>
-        <w:rPr>
-          <w:b w:val="0"/>
-        </w:rPr>
-        <w:t>3. Enforce tool limit</w:t>
-      </w:r>
-    </w:p>
-    <w:p>
-      <w:pPr>
-        <w:spacing w:line="336" w:lineRule="auto" w:after="180"/>
-        <w:shd w:fill="F4F9FC"/>
-      </w:pPr>
-      <w:r>
-        <w:rPr>
-          <w:b w:val="0"/>
-        </w:rPr>
-        <w:t>4. Draft with attribution</w:t>
+        <w:t>Repair a missing building block</w:t>
       </w:r>
     </w:p>
     <w:p>
@@ -1695,448 +1926,25 @@
         <w:pStyle w:val="Heading3"/>
       </w:pPr>
       <w:r>
-        <w:t>My selected conclusion, deciding fact and explanation</w:t>
-      </w:r>
-    </w:p>
-    <w:p>
-      <w:r>
-        <w:t>________________________________________________________________</w:t>
-      </w:r>
-    </w:p>
-    <w:p>
-      <w:r>
-        <w:t>________________________________________________________________</w:t>
-      </w:r>
-    </w:p>
-    <w:p>
-      <w:r>
-        <w:t>________________________________________________________________</w:t>
-      </w:r>
-    </w:p>
-    <w:p>
-      <w:r>
-        <w:t>________________________________________________________________</w:t>
-      </w:r>
-    </w:p>
-    <w:p>
-      <w:r>
-        <w:t>________________________________________________________________</w:t>
-      </w:r>
-    </w:p>
-    <w:p>
-      <w:pPr>
-        <w:pStyle w:val="Heading3"/>
-      </w:pPr>
-      <w:r>
-        <w:t>Hint · try first</w:t>
-      </w:r>
-    </w:p>
-    <w:p>
-      <w:pPr>
-        <w:spacing w:line="336" w:lineRule="auto" w:after="180"/>
-        <w:shd w:fill="F1F6F8"/>
-      </w:pPr>
-      <w:r>
-        <w:rPr>
-          <w:b w:val="0"/>
-        </w:rPr>
-        <w:t>Hint if needed: Read the steps in the pictorial case. Match the supplied detail to the stage that performs or records it.</w:t>
-      </w:r>
-    </w:p>
-    <w:p>
-      <w:pPr>
-        <w:pStyle w:val="Heading3"/>
-      </w:pPr>
-      <w:r>
-        <w:t>Feedback · compare after trying</w:t>
-      </w:r>
-    </w:p>
-    <w:p>
-      <w:pPr>
-        <w:spacing w:line="336" w:lineRule="auto" w:after="180"/>
-        <w:shd w:fill="F1F6FC"/>
-      </w:pPr>
-      <w:r>
-        <w:rPr>
-          <w:b w:val="0"/>
-        </w:rPr>
-        <w:t>After your attempt, compare with the supported explanation: Check final trace Confirm factual agreement and absence of forbidden action. Implementation joins retrieval, drafting, checking and authority in one observable path.</w:t>
-      </w:r>
-    </w:p>
-    <w:p>
-      <w:pPr>
-        <w:spacing w:line="336" w:lineRule="auto" w:after="180"/>
-        <w:shd w:fill="F1F6FC"/>
-      </w:pPr>
-      <w:r>
-        <w:rPr>
-          <w:b w:val="0"/>
-        </w:rPr>
-        <w:t>Describing an edit does not authorise performing it.</w:t>
-      </w:r>
-    </w:p>
-    <w:p>
-      <w:pPr>
-        <w:pStyle w:val="Heading3"/>
-      </w:pPr>
-      <w:r>
-        <w:t>Practice 2: explain the deciding evidence</w:t>
-      </w:r>
-    </w:p>
-    <w:p>
-      <w:pPr>
-        <w:pStyle w:val="Heading3"/>
-      </w:pPr>
-      <w:r>
-        <w:t>Changed case · predict first</w:t>
-      </w:r>
-    </w:p>
-    <w:p>
-      <w:pPr>
-        <w:spacing w:line="336" w:lineRule="auto" w:after="180"/>
-        <w:shd w:fill="F5F1FB"/>
-      </w:pPr>
-      <w:r>
-        <w:rPr>
-          <w:b w:val="0"/>
-        </w:rPr>
-        <w:t>Changed-case practice: Remove G2 from the approved collection. Which conclusion is supported by the supplied facts?</w:t>
-      </w:r>
-    </w:p>
-    <w:p>
-      <w:pPr>
-        <w:spacing w:line="336" w:lineRule="auto" w:after="180"/>
-        <w:shd w:fill="F4F9FC"/>
-      </w:pPr>
-      <w:r>
-        <w:rPr>
-          <w:b w:val="0"/>
-        </w:rPr>
-        <w:t>1. Return unsupported for the fact request; editing remains prohibited.</w:t>
-      </w:r>
-    </w:p>
-    <w:p>
-      <w:pPr>
-        <w:spacing w:line="336" w:lineRule="auto" w:after="180"/>
-        <w:shd w:fill="F4F9FC"/>
-      </w:pPr>
-      <w:r>
-        <w:rPr>
-          <w:b w:val="0"/>
-        </w:rPr>
-        <w:t xml:space="preserve">2. We can decide the result without examining the changed </w:t>
-      </w:r>
-      <w:r>
-        <w:rPr>
-          <w:b/>
-        </w:rPr>
-        <w:t>input</w:t>
-      </w:r>
-      <w:r>
-        <w:rPr>
-          <w:b w:val="0"/>
-        </w:rPr>
-        <w:t xml:space="preserve"> or the procedure.</w:t>
-      </w:r>
-    </w:p>
-    <w:p>
-      <w:pPr>
-        <w:spacing w:line="336" w:lineRule="auto" w:after="180"/>
-        <w:shd w:fill="F4F9FC"/>
-      </w:pPr>
-      <w:r>
-        <w:rPr>
-          <w:b w:val="0"/>
-        </w:rPr>
-        <w:t xml:space="preserve">3. This one example guarantees correct results for every future </w:t>
-      </w:r>
-      <w:r>
-        <w:rPr>
-          <w:b/>
-        </w:rPr>
-        <w:t>input</w:t>
-      </w:r>
-      <w:r>
-        <w:rPr>
-          <w:b w:val="0"/>
-        </w:rPr>
-        <w:t>.</w:t>
-      </w:r>
-    </w:p>
-    <w:p>
-      <w:pPr>
-        <w:pStyle w:val="Heading3"/>
-      </w:pPr>
-      <w:r>
-        <w:t>My selected conclusion, deciding fact and explanation</w:t>
-      </w:r>
-    </w:p>
-    <w:p>
-      <w:r>
-        <w:t>________________________________________________________________</w:t>
-      </w:r>
-    </w:p>
-    <w:p>
-      <w:r>
-        <w:t>________________________________________________________________</w:t>
-      </w:r>
-    </w:p>
-    <w:p>
-      <w:r>
-        <w:t>________________________________________________________________</w:t>
-      </w:r>
-    </w:p>
-    <w:p>
-      <w:r>
-        <w:t>________________________________________________________________</w:t>
-      </w:r>
-    </w:p>
-    <w:p>
-      <w:r>
-        <w:t>________________________________________________________________</w:t>
-      </w:r>
-    </w:p>
-    <w:p>
-      <w:pPr>
-        <w:pStyle w:val="Heading3"/>
-      </w:pPr>
-      <w:r>
-        <w:t>Hint · try first</w:t>
-      </w:r>
-    </w:p>
-    <w:p>
-      <w:pPr>
-        <w:spacing w:line="336" w:lineRule="auto" w:after="180"/>
-        <w:shd w:fill="F1F6F8"/>
-      </w:pPr>
-      <w:r>
-        <w:rPr>
-          <w:b w:val="0"/>
-        </w:rPr>
-        <w:t>Hint if needed: Use the changed condition and the deciding step in the pictorial trace. The answer must say what follows from those facts.</w:t>
-      </w:r>
-    </w:p>
-    <w:p>
-      <w:pPr>
-        <w:pStyle w:val="Heading3"/>
-      </w:pPr>
-      <w:r>
-        <w:t>Feedback · compare after trying</w:t>
-      </w:r>
-    </w:p>
-    <w:p>
-      <w:pPr>
-        <w:spacing w:line="336" w:lineRule="auto" w:after="180"/>
-        <w:shd w:fill="F1F6FC"/>
-      </w:pPr>
-      <w:r>
-        <w:rPr>
-          <w:b w:val="0"/>
-        </w:rPr>
-        <w:t>After your attempt, compare with the supported explanation: Return unsupported for the fact request; editing remains prohibited. Grounding needs a present source while authority comes from the independent contract.</w:t>
-      </w:r>
-    </w:p>
-    <w:p>
-      <w:pPr>
-        <w:pStyle w:val="Heading3"/>
-      </w:pPr>
-      <w:r>
-        <w:t>Repair a missing building block</w:t>
-      </w:r>
-    </w:p>
-    <w:p>
-      <w:pPr>
-        <w:spacing w:line="336" w:lineRule="auto" w:after="180"/>
-      </w:pPr>
-      <w:r>
-        <w:rPr>
-          <w:b w:val="0"/>
-        </w:rPr>
-        <w:t xml:space="preserve">Review Documentation and operational readiness (ai-6/32). Goal: Explain the </w:t>
-      </w:r>
-      <w:r>
-        <w:rPr>
-          <w:b/>
-        </w:rPr>
-        <w:t>mechanism</w:t>
-      </w:r>
-      <w:r>
-        <w:rPr>
-          <w:b w:val="0"/>
-        </w:rPr>
-        <w:t xml:space="preserve"> and terminology of documentation and operational readiness. Short practice: Match SOURCE_UNAVAILABLE to its safe check and escalation owner.</w:t>
-      </w:r>
-    </w:p>
-    <w:p>
-      <w:pPr>
-        <w:spacing w:line="336" w:lineRule="auto" w:after="180"/>
-      </w:pPr>
-      <w:r>
-        <w:rPr>
-          <w:b w:val="0"/>
-        </w:rPr>
-        <w:t>What is lost when the maintainer route is removed, even if the diagnostic instructions stay readable?. Return to this week and explain what you changed.</w:t>
-      </w:r>
-    </w:p>
-    <w:p>
-      <w:pPr>
-        <w:spacing w:line="336" w:lineRule="auto" w:after="180"/>
-      </w:pPr>
-      <w:r>
-        <w:rPr>
-          <w:b w:val="0"/>
-        </w:rPr>
-        <w:t xml:space="preserve">Review Security and privacy review (ai-6/30). Goal: Explain the </w:t>
-      </w:r>
-      <w:r>
-        <w:rPr>
-          <w:b/>
-        </w:rPr>
-        <w:t>mechanism</w:t>
-      </w:r>
-      <w:r>
-        <w:rPr>
-          <w:b w:val="0"/>
-        </w:rPr>
-        <w:t xml:space="preserve"> and terminology of security and privacy review. Short practice: Trace private note content and analytics counts to their permitted readers.</w:t>
-      </w:r>
-    </w:p>
-    <w:p>
-      <w:pPr>
-        <w:spacing w:line="336" w:lineRule="auto" w:after="180"/>
-      </w:pPr>
-      <w:r>
-        <w:rPr>
-          <w:b w:val="0"/>
-        </w:rPr>
-        <w:t>Why is storing full notes in the dashboard outside this design, and what risk can remain for tiny-group counts?. Return to this week and explain what you changed.</w:t>
-      </w:r>
-    </w:p>
-    <w:p>
-      <w:pPr>
-        <w:spacing w:line="336" w:lineRule="auto" w:after="180"/>
-      </w:pPr>
-      <w:r>
-        <w:rPr>
-          <w:b w:val="0"/>
-        </w:rPr>
-        <w:t xml:space="preserve">Review Human escalation workflows (ai-6/27). Goal: Explain the </w:t>
-      </w:r>
-      <w:r>
-        <w:rPr>
-          <w:b/>
-        </w:rPr>
-        <w:t>mechanism</w:t>
-      </w:r>
-      <w:r>
-        <w:rPr>
-          <w:b w:val="0"/>
-        </w:rPr>
-        <w:t xml:space="preserve"> and terminology of human escalation workflows. Short practice: Identify the exact service boundary in the bottle question.</w:t>
-      </w:r>
-    </w:p>
-    <w:p>
-      <w:pPr>
-        <w:spacing w:line="336" w:lineRule="auto" w:after="180"/>
-      </w:pPr>
-      <w:r>
-        <w:rPr>
-          <w:b w:val="0"/>
-        </w:rPr>
-        <w:t>What accurate information belongs in the supervisor handoff, and what remains unresolved if nobody is reachable?. Return to this week and explain what you changed.</w:t>
-      </w:r>
-    </w:p>
-    <w:p>
-      <w:pPr>
-        <w:pStyle w:val="Heading3"/>
-      </w:pPr>
-      <w:r>
         <w:t>Keep your completed work</w:t>
       </w:r>
     </w:p>
     <w:p>
       <w:pPr>
-        <w:spacing w:line="336" w:lineRule="auto" w:after="180"/>
-      </w:pPr>
-      <w:r>
-        <w:rPr>
-          <w:b w:val="0"/>
-        </w:rPr>
-        <w:t xml:space="preserve">Use Download completed work in the hosted lesson to export your answers, reflections, practice feedback and code-run </w:t>
-      </w:r>
-      <w:r>
-        <w:rPr>
-          <w:b/>
-        </w:rPr>
-        <w:t>evidence</w:t>
-      </w:r>
-      <w:r>
-        <w:rPr>
-          <w:b w:val="0"/>
-        </w:rPr>
-        <w:t>. Open the HTML copy to read or print it.</w:t>
-      </w:r>
-    </w:p>
-    <w:p>
-      <w:pPr>
-        <w:spacing w:line="336" w:lineRule="auto" w:after="180"/>
-      </w:pPr>
-      <w:r>
-        <w:rPr>
-          <w:b w:val="0"/>
-        </w:rPr>
-        <w:t>Drafts stay in this browser when storage is available; clear drafts on a shared device.</w:t>
-      </w:r>
-    </w:p>
-    <w:p>
-      <w:pPr>
-        <w:pStyle w:val="Heading3"/>
-      </w:pPr>
-      <w:r>
-        <w:t>What I repaired, the evidence I kept and the next test</w:t>
-      </w:r>
-    </w:p>
-    <w:p>
-      <w:r>
-        <w:t>________________________________________________________________</w:t>
-      </w:r>
-    </w:p>
-    <w:p>
-      <w:r>
-        <w:t>________________________________________________________________</w:t>
-      </w:r>
-    </w:p>
-    <w:p>
-      <w:r>
-        <w:t>________________________________________________________________</w:t>
-      </w:r>
-    </w:p>
-    <w:p>
-      <w:r>
-        <w:t>________________________________________________________________</w:t>
-      </w:r>
-    </w:p>
-    <w:p>
-      <w:r>
-        <w:t>________________________________________________________________</w:t>
-      </w:r>
-    </w:p>
-    <w:p>
-      <w:pPr>
         <w:pStyle w:val="Heading1"/>
       </w:pPr>
       <w:r>
-        <w:t>15. Visual concept journey</w:t>
-      </w:r>
-    </w:p>
-    <w:p>
-      <w:r>
-        <w:t>Explain each Capstone service implementation picture from its labels, then record a relevant limit.</w:t>
-      </w:r>
-    </w:p>
-    <w:p>
-      <w:pPr>
-        <w:pStyle w:val="Heading3"/>
+        <w:t>15. Reference · Six-picture response sheets</w:t>
+      </w:r>
+    </w:p>
+    <w:p>
+      <w:r>
+        <w:t>Choose the picture that helps explain the current step.</w:t>
+      </w:r>
+    </w:p>
+    <w:p>
+      <w:pPr>
+        <w:pStyle w:val="Heading2"/>
       </w:pPr>
       <w:r>
         <w:t>01. Capstone service implementation: the case</w:t>
@@ -2192,7 +2000,6 @@
     <w:p>
       <w:pPr>
         <w:spacing w:line="336" w:lineRule="auto" w:after="180"/>
-        <w:shd w:fill="F5F1FB"/>
       </w:pPr>
       <w:r>
         <w:rPr>
@@ -2231,7 +2038,7 @@
     </w:p>
     <w:p>
       <w:pPr>
-        <w:pStyle w:val="Heading3"/>
+        <w:pStyle w:val="Heading2"/>
       </w:pPr>
       <w:r>
         <w:t>02. Follow the deciding steps</w:t>
@@ -2287,7 +2094,6 @@
     <w:p>
       <w:pPr>
         <w:spacing w:line="336" w:lineRule="auto" w:after="180"/>
-        <w:shd w:fill="F5F1FB"/>
       </w:pPr>
       <w:r>
         <w:rPr>
@@ -2338,7 +2144,7 @@
     </w:p>
     <w:p>
       <w:pPr>
-        <w:pStyle w:val="Heading3"/>
+        <w:pStyle w:val="Heading2"/>
       </w:pPr>
       <w:r>
         <w:t>03. Capstone service implementation — evidence trace</w:t>
@@ -2452,7 +2258,6 @@
     <w:p>
       <w:pPr>
         <w:spacing w:line="336" w:lineRule="auto" w:after="180"/>
-        <w:shd w:fill="F5F1FB"/>
       </w:pPr>
       <w:r>
         <w:rPr>
@@ -2491,7 +2296,7 @@
     </w:p>
     <w:p>
       <w:pPr>
-        <w:pStyle w:val="Heading3"/>
+        <w:pStyle w:val="Heading2"/>
       </w:pPr>
       <w:r>
         <w:t>04. Change one thing. Trace what follows.</w:t>
@@ -2558,7 +2363,6 @@
     <w:p>
       <w:pPr>
         <w:spacing w:line="336" w:lineRule="auto" w:after="180"/>
-        <w:shd w:fill="F5F1FB"/>
       </w:pPr>
       <w:r>
         <w:rPr>
@@ -2597,7 +2401,7 @@
     </w:p>
     <w:p>
       <w:pPr>
-        <w:pStyle w:val="Heading3"/>
+        <w:pStyle w:val="Heading2"/>
       </w:pPr>
       <w:r>
         <w:t>05. Connect the explanation to its limit</w:t>
@@ -2676,7 +2480,6 @@
     <w:p>
       <w:pPr>
         <w:spacing w:line="336" w:lineRule="auto" w:after="180"/>
-        <w:shd w:fill="F5F1FB"/>
       </w:pPr>
       <w:r>
         <w:rPr>
@@ -2715,7 +2518,7 @@
     </w:p>
     <w:p>
       <w:pPr>
-        <w:pStyle w:val="Heading3"/>
+        <w:pStyle w:val="Heading2"/>
       </w:pPr>
       <w:r>
         <w:t>06. Make the idea visible in your project</w:t>
@@ -2817,7 +2620,6 @@
     <w:p>
       <w:pPr>
         <w:spacing w:line="336" w:lineRule="auto" w:after="180"/>
-        <w:shd w:fill="F5F1FB"/>
       </w:pPr>
       <w:r>
         <w:rPr>
@@ -2864,6 +2666,62 @@
     <w:p>
       <w:r>
         <w:t>________________________________________________________________</w:t>
+      </w:r>
+    </w:p>
+    <w:p>
+      <w:pPr>
+        <w:pStyle w:val="Heading2"/>
+      </w:pPr>
+      <w:r>
+        <w:t>Earlier wording, alternatives and picture transcripts · reference / check after trying</w:t>
+      </w:r>
+    </w:p>
+    <w:p>
+      <w:pPr>
+        <w:pStyle w:val="Heading3"/>
+      </w:pPr>
+      <w:r>
+        <w:t>01. Capstone service implementation: the case</w:t>
+      </w:r>
+    </w:p>
+    <w:p>
+      <w:pPr>
+        <w:pStyle w:val="Heading3"/>
+      </w:pPr>
+      <w:r>
+        <w:t>02. Follow the deciding steps</w:t>
+      </w:r>
+    </w:p>
+    <w:p>
+      <w:pPr>
+        <w:pStyle w:val="Heading3"/>
+      </w:pPr>
+      <w:r>
+        <w:t>03. Capstone service implementation — evidence trace</w:t>
+      </w:r>
+    </w:p>
+    <w:p>
+      <w:pPr>
+        <w:pStyle w:val="Heading3"/>
+      </w:pPr>
+      <w:r>
+        <w:t>04. Change one thing. Trace what follows.</w:t>
+      </w:r>
+    </w:p>
+    <w:p>
+      <w:pPr>
+        <w:pStyle w:val="Heading3"/>
+      </w:pPr>
+      <w:r>
+        <w:t>05. Connect the explanation to its limit</w:t>
+      </w:r>
+    </w:p>
+    <w:p>
+      <w:pPr>
+        <w:pStyle w:val="Heading3"/>
+      </w:pPr>
+      <w:r>
+        <w:t>06. Make the idea visible in your project</w:t>
       </w:r>
     </w:p>
     <w:sectPr>
